--- a/results/论文实证结果摘要.docx
+++ b/results/论文实证结果摘要.docx
@@ -2,7 +2,7 @@
 <file path=word/document.xml><?xml version="1.0" encoding="utf-8"?>
 <w:document xmlns:w="http://schemas.openxmlformats.org/wordprocessingml/2006/main" xmlns:m="http://schemas.openxmlformats.org/officeDocument/2006/math" xmlns:r="http://schemas.openxmlformats.org/officeDocument/2006/relationships" xmlns:o="urn:schemas-microsoft-com:office:office" xmlns:v="urn:schemas-microsoft-com:vml" xmlns:w10="urn:schemas-microsoft-com:office:word" xmlns:a="http://schemas.openxmlformats.org/drawingml/2006/main" xmlns:pic="http://schemas.openxmlformats.org/drawingml/2006/picture" xmlns:wp="http://schemas.openxmlformats.org/drawingml/2006/wordprocessingDrawing">
   <w:body>
-    <w:bookmarkStart w:id="19" w:name="论文实证结果摘要"/>
+    <w:bookmarkStart w:id="24" w:name="论文实证结果摘要"/>
     <w:p>
       <w:pPr>
         <w:pStyle w:val="Heading1"/>
@@ -22,7 +22,7 @@
         <w:rPr>
           <w:rFonts w:hint="eastAsia"/>
         </w:rPr>
-        <w:t xml:space="preserve">生成时间：2026-03-21（基于修正后代码重新运行）</w:t>
+        <w:t xml:space="preserve">生成时间：2026-03-22</w:t>
       </w:r>
       <w:r>
         <w:t xml:space="preserve"> </w:t>
@@ -107,7 +107,7 @@
           <w:b/>
           <w:bCs/>
         </w:rPr>
-        <w:t xml:space="preserve">本次修正内容</w:t>
+        <w:t xml:space="preserve">本轮严格性修正</w:t>
       </w:r>
       <w:r>
         <w:rPr>
@@ -125,19 +125,79 @@
         <w:rPr>
           <w:rFonts w:hint="eastAsia"/>
         </w:rPr>
-        <w:t xml:space="preserve">期望薪酬模型（模型1）加入年份固定效应（此前仅行业FE）</w:t>
+        <w:t xml:space="preserve">原始薪酬数据沿用源数据既有缩尾口径，</w:t>
+      </w:r>
+      <w:r>
+        <w:rPr>
+          <w:rStyle w:val="VerbatimChar"/>
+        </w:rPr>
+        <w:t xml:space="preserve">lnCEOpay</w:t>
       </w:r>
       <w:r>
         <w:t xml:space="preserve"> </w:t>
       </w:r>
       <w:r>
+        <w:rPr>
+          <w:rFonts w:hint="eastAsia"/>
+        </w:rPr>
+        <w:t xml:space="preserve">与</w:t>
+      </w:r>
+      <w:r>
+        <w:t xml:space="preserve"> </w:t>
+      </w:r>
+      <w:r>
+        <w:rPr>
+          <w:rStyle w:val="VerbatimChar"/>
+        </w:rPr>
+        <w:t xml:space="preserve">Overpay</w:t>
+      </w:r>
+      <w:r>
+        <w:t xml:space="preserve"> </w:t>
+      </w:r>
+      <w:r>
+        <w:rPr>
+          <w:rFonts w:hint="eastAsia"/>
+        </w:rPr>
+        <w:t xml:space="preserve">不再二次缩尾</w:t>
+      </w:r>
+      <w:r>
+        <w:t xml:space="preserve"> </w:t>
+      </w:r>
+      <w:r>
         <w:t xml:space="preserve">2. </w:t>
       </w:r>
       <w:r>
         <w:rPr>
           <w:rFonts w:hint="eastAsia"/>
         </w:rPr>
-        <w:t xml:space="preserve">非正营业收入改为置缺失（此前强制clip为1）</w:t>
+        <w:t xml:space="preserve">中介效应改为“原始</w:t>
+      </w:r>
+      <w:r>
+        <w:t xml:space="preserve"> Sobel + </w:t>
+      </w:r>
+      <w:r>
+        <w:rPr>
+          <w:rFonts w:hint="eastAsia"/>
+        </w:rPr>
+        <w:t xml:space="preserve">分层</w:t>
+      </w:r>
+      <w:r>
+        <w:t xml:space="preserve"> BH-FDR + </w:t>
+      </w:r>
+      <w:r>
+        <w:rPr>
+          <w:rFonts w:hint="eastAsia"/>
+        </w:rPr>
+        <w:t xml:space="preserve">公司层面</w:t>
+      </w:r>
+      <w:r>
+        <w:t xml:space="preserve"> cluster </w:t>
+      </w:r>
+      <w:r>
+        <w:rPr>
+          <w:rFonts w:hint="eastAsia"/>
+        </w:rPr>
+        <w:t xml:space="preserve">bootstrap”三层报告</w:t>
       </w:r>
       <w:r>
         <w:t xml:space="preserve"> </w:t>
@@ -149,40 +209,49 @@
         <w:rPr>
           <w:rFonts w:hint="eastAsia"/>
         </w:rPr>
-        <w:t xml:space="preserve">超额薪酬（Overpay）残差经1%/99%</w:t>
+        <w:t xml:space="preserve">分组中介明确定位为探索性分析，不再以“做出显著组”为目标表述</w:t>
       </w:r>
       <w:r>
         <w:t xml:space="preserve"> </w:t>
       </w:r>
       <w:r>
-        <w:rPr>
-          <w:rFonts w:hint="eastAsia"/>
-        </w:rPr>
-        <w:t xml:space="preserve">Winsorize缩尾</w:t>
+        <w:t xml:space="preserve">4. </w:t>
+      </w:r>
+      <w:r>
+        <w:rPr>
+          <w:rFonts w:hint="eastAsia"/>
+        </w:rPr>
+        <w:t xml:space="preserve">管理层权力</w:t>
+      </w:r>
+      <w:r>
+        <w:t xml:space="preserve"> PCA </w:t>
+      </w:r>
+      <w:r>
+        <w:rPr>
+          <w:rFonts w:hint="eastAsia"/>
+        </w:rPr>
+        <w:t xml:space="preserve">补充</w:t>
+      </w:r>
+      <w:r>
+        <w:t xml:space="preserve"> KMO、Bartlett </w:t>
+      </w:r>
+      <w:r>
+        <w:rPr>
+          <w:rFonts w:hint="eastAsia"/>
+        </w:rPr>
+        <w:t xml:space="preserve">球形检验和方差贡献率诊断</w:t>
       </w:r>
       <w:r>
         <w:t xml:space="preserve"> </w:t>
       </w:r>
       <w:r>
-        <w:t xml:space="preserve">4. </w:t>
-      </w:r>
-      <w:r>
-        <w:rPr>
-          <w:rFonts w:hint="eastAsia"/>
-        </w:rPr>
-        <w:t xml:space="preserve">重庆市从东部城市列表移出（归入西部，符合实际区划）</w:t>
-      </w:r>
-      <w:r>
-        <w:t xml:space="preserve"> </w:t>
-      </w:r>
-      <w:r>
         <w:t xml:space="preserve">5. </w:t>
       </w:r>
       <w:r>
         <w:rPr>
           <w:rFonts w:hint="eastAsia"/>
         </w:rPr>
-        <w:t xml:space="preserve">两职合一（Dual）变量自适应检测CSMAR编码（1/2→0/1）</w:t>
+        <w:t xml:space="preserve">机器学习部分保留为“基于机器学习的补充分析”，不作因果解释</w:t>
       </w:r>
     </w:p>
     <w:p>
@@ -192,7 +261,7 @@
         </w:pict>
       </w:r>
     </w:p>
-    <w:bookmarkStart w:id="9" w:name="一主回归结果表2统一样本-n44861"/>
+    <w:bookmarkStart w:id="9" w:name="一主回归结果表2统一样本-n44831"/>
     <w:p>
       <w:pPr>
         <w:pStyle w:val="Heading2"/>
@@ -210,7 +279,7 @@
         <w:rPr>
           <w:rFonts w:hint="eastAsia"/>
         </w:rPr>
-        <w:t xml:space="preserve">N=44,861）</w:t>
+        <w:t xml:space="preserve">N=44,831）</w:t>
       </w:r>
     </w:p>
     <w:tbl>
@@ -333,7 +402,7 @@
               <w:jc w:val="center"/>
             </w:pPr>
             <w:r>
-              <w:t xml:space="preserve">0.0552*** (t=14.56)</w:t>
+              <w:t xml:space="preserve">0.0582*** (z=14.32)</w:t>
             </w:r>
           </w:p>
         </w:tc>
@@ -357,7 +426,7 @@
               <w:jc w:val="center"/>
             </w:pPr>
             <w:r>
-              <w:t xml:space="preserve">0.0365</w:t>
+              <w:t xml:space="preserve">0.0372</w:t>
             </w:r>
           </w:p>
         </w:tc>
@@ -398,31 +467,31 @@
               <w:jc w:val="center"/>
             </w:pPr>
             <w:r>
-              <w:t xml:space="preserve">0.0545*** (t=14.33)</w:t>
-            </w:r>
-          </w:p>
-        </w:tc>
-        <w:tc>
-          <w:tcPr/>
-          <w:p>
-            <w:pPr>
-              <w:pStyle w:val="Compact"/>
-              <w:jc w:val="center"/>
-            </w:pPr>
-            <w:r>
-              <w:t xml:space="preserve">0.0066 (t=1.37)</w:t>
-            </w:r>
-          </w:p>
-        </w:tc>
-        <w:tc>
-          <w:tcPr/>
-          <w:p>
-            <w:pPr>
-              <w:pStyle w:val="Compact"/>
-              <w:jc w:val="center"/>
-            </w:pPr>
-            <w:r>
-              <w:t xml:space="preserve">0.0368</w:t>
+              <w:t xml:space="preserve">0.0576*** (z=14.11)</w:t>
+            </w:r>
+          </w:p>
+        </w:tc>
+        <w:tc>
+          <w:tcPr/>
+          <w:p>
+            <w:pPr>
+              <w:pStyle w:val="Compact"/>
+              <w:jc w:val="center"/>
+            </w:pPr>
+            <w:r>
+              <w:t xml:space="preserve">0.0062 (z=1.24)</w:t>
+            </w:r>
+          </w:p>
+        </w:tc>
+        <w:tc>
+          <w:tcPr/>
+          <w:p>
+            <w:pPr>
+              <w:pStyle w:val="Compact"/>
+              <w:jc w:val="center"/>
+            </w:pPr>
+            <w:r>
+              <w:t xml:space="preserve">0.0374</w:t>
             </w:r>
           </w:p>
         </w:tc>
@@ -463,7 +532,7 @@
               <w:jc w:val="center"/>
             </w:pPr>
             <w:r>
-              <w:t xml:space="preserve">0.0974*** (t=11.28)</w:t>
+              <w:t xml:space="preserve">0.0973*** (z=11.27)</w:t>
             </w:r>
           </w:p>
         </w:tc>
@@ -487,7 +556,7 @@
               <w:jc w:val="center"/>
             </w:pPr>
             <w:r>
-              <w:t xml:space="preserve">0.1426</w:t>
+              <w:t xml:space="preserve">0.1427</w:t>
             </w:r>
           </w:p>
         </w:tc>
@@ -547,43 +616,7 @@
         <w:rPr>
           <w:rFonts w:hint="eastAsia"/>
         </w:rPr>
-        <w:t xml:space="preserve">：政府补助（lnSubsidy）显著正向影响高管超额薪酬（Overpay），系数</w:t>
-      </w:r>
-      <w:r>
-        <w:t xml:space="preserve"> 0.0552 </w:t>
-      </w:r>
-      <w:r>
-        <w:rPr>
-          <w:rFonts w:hint="eastAsia"/>
-        </w:rPr>
-        <w:t xml:space="preserve">在</w:t>
-      </w:r>
-      <w:r>
-        <w:t xml:space="preserve"> 1% </w:t>
-      </w:r>
-      <w:r>
-        <w:rPr>
-          <w:rFonts w:hint="eastAsia"/>
-        </w:rPr>
-        <w:t xml:space="preserve">水平下显著。政府补助每增加</w:t>
-      </w:r>
-      <w:r>
-        <w:t xml:space="preserve"> </w:t>
-      </w:r>
-      <w:r>
-        <w:rPr>
-          <w:rFonts w:hint="eastAsia"/>
-        </w:rPr>
-        <w:t xml:space="preserve">1%，超额薪酬增加约</w:t>
-      </w:r>
-      <w:r>
-        <w:t xml:space="preserve"> 0.055 </w:t>
-      </w:r>
-      <w:r>
-        <w:rPr>
-          <w:rFonts w:hint="eastAsia"/>
-        </w:rPr>
-        <w:t xml:space="preserve">个单位。</w:t>
+        <w:t xml:space="preserve">：政府补助（lnSubsidy）显著正向影响高管超额薪酬。</w:t>
       </w:r>
     </w:p>
     <w:p>
@@ -600,7 +633,7 @@
           <w:b/>
           <w:bCs/>
         </w:rPr>
-        <w:t xml:space="preserve">中介效应不成立（全样本）</w:t>
+        <w:t xml:space="preserve">全样本中介效应不成立</w:t>
       </w:r>
       <w:r>
         <w:rPr>
@@ -630,7 +663,16 @@
         <w:rPr>
           <w:rFonts w:hint="eastAsia"/>
         </w:rPr>
-        <w:t xml:space="preserve">a（补助→权力）：lnSubsidy→Power</w:t>
+        <w:t xml:space="preserve">a：lnSubsidy</w:t>
+      </w:r>
+      <w:r>
+        <w:t xml:space="preserve"> → </w:t>
+      </w:r>
+      <w:r>
+        <w:rPr>
+          <w:rFonts w:hint="eastAsia"/>
+        </w:rPr>
+        <w:t xml:space="preserve">Power，系数</w:t>
       </w:r>
       <w:r>
         <w:t xml:space="preserve"> </w:t>
@@ -639,16 +681,7 @@
         <w:rPr>
           <w:rFonts w:hint="eastAsia"/>
         </w:rPr>
-        <w:t xml:space="preserve">系数</w:t>
-      </w:r>
-      <w:r>
-        <w:t xml:space="preserve"> </w:t>
-      </w:r>
-      <w:r>
-        <w:rPr>
-          <w:rFonts w:hint="eastAsia"/>
-        </w:rPr>
-        <w:t xml:space="preserve">0.0974***（显著）</w:t>
+        <w:t xml:space="preserve">0.0973***；</w:t>
       </w:r>
     </w:p>
     <w:p>
@@ -672,7 +705,16 @@
         <w:rPr>
           <w:rFonts w:hint="eastAsia"/>
         </w:rPr>
-        <w:t xml:space="preserve">b（权力→超额薪酬）：Power→Overpay</w:t>
+        <w:t xml:space="preserve">b：Power</w:t>
+      </w:r>
+      <w:r>
+        <w:t xml:space="preserve"> → </w:t>
+      </w:r>
+      <w:r>
+        <w:rPr>
+          <w:rFonts w:hint="eastAsia"/>
+        </w:rPr>
+        <w:t xml:space="preserve">Overpay，系数</w:t>
       </w:r>
       <w:r>
         <w:t xml:space="preserve"> </w:t>
@@ -681,16 +723,7 @@
         <w:rPr>
           <w:rFonts w:hint="eastAsia"/>
         </w:rPr>
-        <w:t xml:space="preserve">系数</w:t>
-      </w:r>
-      <w:r>
-        <w:t xml:space="preserve"> </w:t>
-      </w:r>
-      <w:r>
-        <w:rPr>
-          <w:rFonts w:hint="eastAsia"/>
-        </w:rPr>
-        <w:t xml:space="preserve">0.0066（不显著，t=1.37）</w:t>
+        <w:t xml:space="preserve">0.0062，不显著；</w:t>
       </w:r>
     </w:p>
     <w:p>
@@ -702,13 +735,13 @@
         </w:numPr>
       </w:pPr>
       <w:r>
-        <w:t xml:space="preserve">Sobel </w:t>
-      </w:r>
-      <w:r>
-        <w:rPr>
-          <w:rFonts w:hint="eastAsia"/>
-        </w:rPr>
-        <w:t xml:space="preserve">检验：不显著</w:t>
+        <w:t xml:space="preserve">Sobel p = </w:t>
+      </w:r>
+      <w:r>
+        <w:rPr>
+          <w:rFonts w:hint="eastAsia"/>
+        </w:rPr>
+        <w:t xml:space="preserve">0.2168；</w:t>
       </w:r>
     </w:p>
     <w:p>
@@ -720,13 +753,69 @@
         </w:numPr>
       </w:pPr>
       <w:r>
-        <w:rPr>
-          <w:rFonts w:hint="eastAsia"/>
-        </w:rPr>
-        <w:t xml:space="preserve">中介效应占比约</w:t>
-      </w:r>
-      <w:r>
-        <w:t xml:space="preserve"> 1.16%</w:t>
+        <w:t xml:space="preserve">cluster </w:t>
+      </w:r>
+      <w:r>
+        <w:rPr>
+          <w:rFonts w:hint="eastAsia"/>
+        </w:rPr>
+        <w:t xml:space="preserve">bootstrap（300</w:t>
+      </w:r>
+      <w:r>
+        <w:t xml:space="preserve"> </w:t>
+      </w:r>
+      <w:r>
+        <w:rPr>
+          <w:rFonts w:hint="eastAsia"/>
+        </w:rPr>
+        <w:t xml:space="preserve">次）经验</w:t>
+      </w:r>
+      <w:r>
+        <w:t xml:space="preserve"> p = </w:t>
+      </w:r>
+      <w:r>
+        <w:rPr>
+          <w:rFonts w:hint="eastAsia"/>
+        </w:rPr>
+        <w:t xml:space="preserve">0.1733，95%</w:t>
+      </w:r>
+      <w:r>
+        <w:t xml:space="preserve"> CI = [-0.000291, </w:t>
+      </w:r>
+      <w:r>
+        <w:rPr>
+          <w:rFonts w:hint="eastAsia"/>
+        </w:rPr>
+        <w:t xml:space="preserve">0.001701]；</w:t>
+      </w:r>
+    </w:p>
+    <w:p>
+      <w:pPr>
+        <w:pStyle w:val="Compact"/>
+        <w:numPr>
+          <w:ilvl w:val="1"/>
+          <w:numId w:val="1002"/>
+        </w:numPr>
+      </w:pPr>
+      <w:r>
+        <w:rPr>
+          <w:rFonts w:hint="eastAsia"/>
+        </w:rPr>
+        <w:t xml:space="preserve">间接效应占总效应比例约</w:t>
+      </w:r>
+      <w:r>
+        <w:t xml:space="preserve"> 1.04%。</w:t>
+      </w:r>
+    </w:p>
+    <w:p>
+      <w:pPr>
+        <w:pStyle w:val="FirstParagraph"/>
+      </w:pPr>
+      <w:r>
+        <w:rPr>
+          <w:rFonts w:hint="eastAsia"/>
+        </w:rPr>
+        <w:t xml:space="preserve">结论：全样本层面不存在稳健中介效应证据。</w:t>
       </w:r>
     </w:p>
     <w:p>
@@ -737,7 +826,7 @@
       </w:r>
     </w:p>
     <w:bookmarkEnd w:id="9"/>
-    <w:bookmarkStart w:id="13" w:name="二异质性分析"/>
+    <w:bookmarkStart w:id="14" w:name="二分组与机制结果"/>
     <w:p>
       <w:pPr>
         <w:pStyle w:val="Heading2"/>
@@ -746,10 +835,10 @@
         <w:rPr>
           <w:rFonts w:hint="eastAsia"/>
         </w:rPr>
-        <w:t xml:space="preserve">二、异质性分析</w:t>
-      </w:r>
-    </w:p>
-    <w:bookmarkStart w:id="10" w:name="分产权性质表3统一样本"/>
+        <w:t xml:space="preserve">二、分组与机制结果</w:t>
+      </w:r>
+    </w:p>
+    <w:bookmarkStart w:id="10" w:name="分产权性质表4"/>
     <w:p>
       <w:pPr>
         <w:pStyle w:val="Heading3"/>
@@ -761,7 +850,7 @@
         <w:rPr>
           <w:rFonts w:hint="eastAsia"/>
         </w:rPr>
-        <w:t xml:space="preserve">分产权性质（表3，统一样本）</w:t>
+        <w:t xml:space="preserve">分产权性质（表4）</w:t>
       </w:r>
     </w:p>
     <w:tbl>
@@ -801,7 +890,7 @@
               <w:t xml:space="preserve">国有企业</w:t>
             </w:r>
             <w:r>
-              <w:t xml:space="preserve"> (N=15,644)</w:t>
+              <w:t xml:space="preserve"> (N=15,623)</w:t>
             </w:r>
           </w:p>
         </w:tc>
@@ -816,10 +905,10 @@
               <w:rPr>
                 <w:rFonts w:hint="eastAsia"/>
               </w:rPr>
-              <w:t xml:space="preserve">非国有企业</w:t>
-            </w:r>
-            <w:r>
-              <w:t xml:space="preserve"> (N=29,036)</w:t>
+              <w:t xml:space="preserve">私营企业</w:t>
+            </w:r>
+            <w:r>
+              <w:t xml:space="preserve"> (N=25,145)</w:t>
             </w:r>
           </w:p>
         </w:tc>
@@ -851,19 +940,19 @@
               <w:jc w:val="center"/>
             </w:pPr>
             <w:r>
-              <w:t xml:space="preserve">0.0416*** (t=7.41)</w:t>
-            </w:r>
-          </w:p>
-        </w:tc>
-        <w:tc>
-          <w:tcPr/>
-          <w:p>
-            <w:pPr>
-              <w:pStyle w:val="Compact"/>
-              <w:jc w:val="center"/>
-            </w:pPr>
-            <w:r>
-              <w:t xml:space="preserve">0.0734*** (t=14.29)</w:t>
+              <w:t xml:space="preserve">0.0437***</w:t>
+            </w:r>
+          </w:p>
+        </w:tc>
+        <w:tc>
+          <w:tcPr/>
+          <w:p>
+            <w:pPr>
+              <w:pStyle w:val="Compact"/>
+              <w:jc w:val="center"/>
+            </w:pPr>
+            <w:r>
+              <w:t xml:space="preserve">0.0723***</w:t>
             </w:r>
           </w:p>
         </w:tc>
@@ -895,19 +984,19 @@
               <w:jc w:val="center"/>
             </w:pPr>
             <w:r>
-              <w:t xml:space="preserve">0.0409*** (t=7.30)</w:t>
-            </w:r>
-          </w:p>
-        </w:tc>
-        <w:tc>
-          <w:tcPr/>
-          <w:p>
-            <w:pPr>
-              <w:pStyle w:val="Compact"/>
-              <w:jc w:val="center"/>
-            </w:pPr>
-            <w:r>
-              <w:t xml:space="preserve">0.0724*** (t=14.07)</w:t>
+              <w:t xml:space="preserve">0.0431***</w:t>
+            </w:r>
+          </w:p>
+        </w:tc>
+        <w:tc>
+          <w:tcPr/>
+          <w:p>
+            <w:pPr>
+              <w:pStyle w:val="Compact"/>
+              <w:jc w:val="center"/>
+            </w:pPr>
+            <w:r>
+              <w:t xml:space="preserve">0.0725***</w:t>
             </w:r>
           </w:p>
         </w:tc>
@@ -939,19 +1028,19 @@
               <w:jc w:val="center"/>
             </w:pPr>
             <w:r>
-              <w:t xml:space="preserve">0.0151* (t=1.67)</w:t>
-            </w:r>
-          </w:p>
-        </w:tc>
-        <w:tc>
-          <w:tcPr/>
-          <w:p>
-            <w:pPr>
-              <w:pStyle w:val="Compact"/>
-              <w:jc w:val="center"/>
-            </w:pPr>
-            <w:r>
-              <w:t xml:space="preserve">0.0106* (t=1.72)</w:t>
+              <w:t xml:space="preserve">0.0139</w:t>
+            </w:r>
+          </w:p>
+        </w:tc>
+        <w:tc>
+          <w:tcPr/>
+          <w:p>
+            <w:pPr>
+              <w:pStyle w:val="Compact"/>
+              <w:jc w:val="center"/>
+            </w:pPr>
+            <w:r>
+              <w:t xml:space="preserve">-0.0014</w:t>
             </w:r>
           </w:p>
         </w:tc>
@@ -973,29 +1062,11 @@
         <w:rPr>
           <w:rFonts w:hint="eastAsia"/>
         </w:rPr>
-        <w:t xml:space="preserve">：补助效应在非国有企业中更强（0.0734</w:t>
-      </w:r>
-      <w:r>
-        <w:t xml:space="preserve"> vs. </w:t>
-      </w:r>
-      <w:r>
-        <w:rPr>
-          <w:rFonts w:hint="eastAsia"/>
-        </w:rPr>
-        <w:t xml:space="preserve">0.0416）。Power</w:t>
-      </w:r>
-      <w:r>
-        <w:t xml:space="preserve"> </w:t>
-      </w:r>
-      <w:r>
-        <w:rPr>
-          <w:rFonts w:hint="eastAsia"/>
-        </w:rPr>
-        <w:t xml:space="preserve">在两组均弱显著（p&lt;0.10），提示管理层权力的产权依赖性中介效应。</w:t>
+        <w:t xml:space="preserve">：政府补助对私营企业超额薪酬的推动作用更强，但国有与私营直分样本下均未形成显著中介效应。</w:t>
       </w:r>
     </w:p>
     <w:bookmarkEnd w:id="10"/>
-    <w:bookmarkStart w:id="11" w:name="分行业管制表4"/>
+    <w:bookmarkStart w:id="11" w:name="分行业管制表5"/>
     <w:p>
       <w:pPr>
         <w:pStyle w:val="Heading3"/>
@@ -1007,7 +1078,7 @@
         <w:rPr>
           <w:rFonts w:hint="eastAsia"/>
         </w:rPr>
-        <w:t xml:space="preserve">分行业管制（表4）</w:t>
+        <w:t xml:space="preserve">分行业管制（表5）</w:t>
       </w:r>
     </w:p>
     <w:tbl>
@@ -1047,7 +1118,7 @@
               <w:t xml:space="preserve">管制行业</w:t>
             </w:r>
             <w:r>
-              <w:t xml:space="preserve"> (N=7,127)</w:t>
+              <w:t xml:space="preserve"> (N=7,121)</w:t>
             </w:r>
           </w:p>
         </w:tc>
@@ -1065,7 +1136,7 @@
               <w:t xml:space="preserve">非管制行业</w:t>
             </w:r>
             <w:r>
-              <w:t xml:space="preserve"> (N=37,734)</w:t>
+              <w:t xml:space="preserve"> (N=37,710)</w:t>
             </w:r>
           </w:p>
         </w:tc>
@@ -1097,19 +1168,19 @@
               <w:jc w:val="center"/>
             </w:pPr>
             <w:r>
-              <w:t xml:space="preserve">0.0260*** (t=3.41)</w:t>
-            </w:r>
-          </w:p>
-        </w:tc>
-        <w:tc>
-          <w:tcPr/>
-          <w:p>
-            <w:pPr>
-              <w:pStyle w:val="Compact"/>
-              <w:jc w:val="center"/>
-            </w:pPr>
-            <w:r>
-              <w:t xml:space="preserve">0.0625*** (t=14.63)</w:t>
+              <w:t xml:space="preserve">0.0260***</w:t>
+            </w:r>
+          </w:p>
+        </w:tc>
+        <w:tc>
+          <w:tcPr/>
+          <w:p>
+            <w:pPr>
+              <w:pStyle w:val="Compact"/>
+              <w:jc w:val="center"/>
+            </w:pPr>
+            <w:r>
+              <w:t xml:space="preserve">0.0662***</w:t>
             </w:r>
           </w:p>
         </w:tc>
@@ -1131,29 +1202,11 @@
         <w:rPr>
           <w:rFonts w:hint="eastAsia"/>
         </w:rPr>
-        <w:t xml:space="preserve">：修正后管制行业补助效应由仅弱显著提升为</w:t>
-      </w:r>
-      <w:r>
-        <w:t xml:space="preserve"> 1% </w:t>
-      </w:r>
-      <w:r>
-        <w:rPr>
-          <w:rFonts w:hint="eastAsia"/>
-        </w:rPr>
-        <w:t xml:space="preserve">强显著，但系数仍显著低于非管制行业（0.0260</w:t>
-      </w:r>
-      <w:r>
-        <w:t xml:space="preserve"> vs. </w:t>
-      </w:r>
-      <w:r>
-        <w:rPr>
-          <w:rFonts w:hint="eastAsia"/>
-        </w:rPr>
-        <w:t xml:space="preserve">0.0625）。行业监管约束作用依然成立。</w:t>
+        <w:t xml:space="preserve">：管制行业中的补助效应显著低于非管制行业，行业监管表现出明显约束作用。</w:t>
       </w:r>
     </w:p>
     <w:bookmarkEnd w:id="11"/>
-    <w:bookmarkStart w:id="12" w:name="央企-vs-地方国企表5"/>
+    <w:bookmarkStart w:id="12" w:name="央企-vs-地方国企表6"/>
     <w:p>
       <w:pPr>
         <w:pStyle w:val="Heading3"/>
@@ -1174,7 +1227,7 @@
         <w:rPr>
           <w:rFonts w:hint="eastAsia"/>
         </w:rPr>
-        <w:t xml:space="preserve">地方国企（表5）</w:t>
+        <w:t xml:space="preserve">地方国企（表6）</w:t>
       </w:r>
     </w:p>
     <w:tbl>
@@ -1214,7 +1267,7 @@
               <w:t xml:space="preserve">央企</w:t>
             </w:r>
             <w:r>
-              <w:t xml:space="preserve"> (N=3,610)</w:t>
+              <w:t xml:space="preserve"> (N=3,605)</w:t>
             </w:r>
           </w:p>
         </w:tc>
@@ -1232,7 +1285,7 @@
               <w:t xml:space="preserve">地方国企</w:t>
             </w:r>
             <w:r>
-              <w:t xml:space="preserve"> (N=7,907)</w:t>
+              <w:t xml:space="preserve"> (N=7,901)</w:t>
             </w:r>
           </w:p>
         </w:tc>
@@ -1264,19 +1317,19 @@
               <w:jc w:val="center"/>
             </w:pPr>
             <w:r>
-              <w:t xml:space="preserve">0.0202** (t=2.02)</w:t>
-            </w:r>
-          </w:p>
-        </w:tc>
-        <w:tc>
-          <w:tcPr/>
-          <w:p>
-            <w:pPr>
-              <w:pStyle w:val="Compact"/>
-              <w:jc w:val="center"/>
-            </w:pPr>
-            <w:r>
-              <w:t xml:space="preserve">0.0432*** (t=5.63)</w:t>
+              <w:t xml:space="preserve">0.0205*</w:t>
+            </w:r>
+          </w:p>
+        </w:tc>
+        <w:tc>
+          <w:tcPr/>
+          <w:p>
+            <w:pPr>
+              <w:pStyle w:val="Compact"/>
+              <w:jc w:val="center"/>
+            </w:pPr>
+            <w:r>
+              <w:t xml:space="preserve">0.0438***</w:t>
             </w:r>
           </w:p>
         </w:tc>
@@ -1308,19 +1361,154 @@
               <w:jc w:val="center"/>
             </w:pPr>
             <w:r>
-              <w:t xml:space="preserve">0.0271* (t=1.84)</w:t>
-            </w:r>
-          </w:p>
-        </w:tc>
-        <w:tc>
-          <w:tcPr/>
-          <w:p>
-            <w:pPr>
-              <w:pStyle w:val="Compact"/>
-              <w:jc w:val="center"/>
-            </w:pPr>
-            <w:r>
-              <w:t xml:space="preserve">0.0269** (t=2.12)</w:t>
+              <w:t xml:space="preserve">0.0284*</w:t>
+            </w:r>
+          </w:p>
+        </w:tc>
+        <w:tc>
+          <w:tcPr/>
+          <w:p>
+            <w:pPr>
+              <w:pStyle w:val="Compact"/>
+              <w:jc w:val="center"/>
+            </w:pPr>
+            <w:r>
+              <w:t xml:space="preserve">0.0262**</w:t>
+            </w:r>
+          </w:p>
+        </w:tc>
+      </w:tr>
+      <w:tr>
+        <w:tc>
+          <w:tcPr/>
+          <w:p>
+            <w:pPr>
+              <w:pStyle w:val="Compact"/>
+              <w:jc w:val="left"/>
+            </w:pPr>
+            <w:r>
+              <w:rPr>
+                <w:rFonts w:hint="eastAsia"/>
+              </w:rPr>
+              <w:t xml:space="preserve">原始</w:t>
+            </w:r>
+            <w:r>
+              <w:t xml:space="preserve"> Sobel</w:t>
+            </w:r>
+          </w:p>
+        </w:tc>
+        <w:tc>
+          <w:tcPr/>
+          <w:p>
+            <w:pPr>
+              <w:pStyle w:val="Compact"/>
+              <w:jc w:val="center"/>
+            </w:pPr>
+            <w:r>
+              <w:rPr>
+                <w:rFonts w:hint="eastAsia"/>
+              </w:rPr>
+              <w:t xml:space="preserve">不显著</w:t>
+            </w:r>
+          </w:p>
+        </w:tc>
+        <w:tc>
+          <w:tcPr/>
+          <w:p>
+            <w:pPr>
+              <w:pStyle w:val="Compact"/>
+              <w:jc w:val="center"/>
+            </w:pPr>
+            <w:r>
+              <w:t xml:space="preserve">p = 0.0837</w:t>
+            </w:r>
+          </w:p>
+        </w:tc>
+      </w:tr>
+      <w:tr>
+        <w:tc>
+          <w:tcPr/>
+          <w:p>
+            <w:pPr>
+              <w:pStyle w:val="Compact"/>
+              <w:jc w:val="left"/>
+            </w:pPr>
+            <w:r>
+              <w:t xml:space="preserve">FDR </w:t>
+            </w:r>
+            <w:r>
+              <w:rPr>
+                <w:rFonts w:hint="eastAsia"/>
+              </w:rPr>
+              <w:t xml:space="preserve">校正后</w:t>
+            </w:r>
+          </w:p>
+        </w:tc>
+        <w:tc>
+          <w:tcPr/>
+          <w:p>
+            <w:pPr>
+              <w:pStyle w:val="Compact"/>
+              <w:jc w:val="center"/>
+            </w:pPr>
+            <w:r>
+              <w:rPr>
+                <w:rFonts w:hint="eastAsia"/>
+              </w:rPr>
+              <w:t xml:space="preserve">不显著</w:t>
+            </w:r>
+          </w:p>
+        </w:tc>
+        <w:tc>
+          <w:tcPr/>
+          <w:p>
+            <w:pPr>
+              <w:pStyle w:val="Compact"/>
+              <w:jc w:val="center"/>
+            </w:pPr>
+            <w:r>
+              <w:rPr>
+                <w:rFonts w:hint="eastAsia"/>
+              </w:rPr>
+              <w:t xml:space="preserve">不显著</w:t>
+            </w:r>
+          </w:p>
+        </w:tc>
+      </w:tr>
+      <w:tr>
+        <w:tc>
+          <w:tcPr/>
+          <w:p>
+            <w:pPr>
+              <w:pStyle w:val="Compact"/>
+              <w:jc w:val="left"/>
+            </w:pPr>
+            <w:r>
+              <w:t xml:space="preserve">Bootstrap 95%CI</w:t>
+            </w:r>
+          </w:p>
+        </w:tc>
+        <w:tc>
+          <w:tcPr/>
+          <w:p>
+            <w:pPr>
+              <w:pStyle w:val="Compact"/>
+              <w:jc w:val="center"/>
+            </w:pPr>
+            <w:r>
+              <w:t xml:space="preserve">—</w:t>
+            </w:r>
+          </w:p>
+        </w:tc>
+        <w:tc>
+          <w:tcPr/>
+          <w:p>
+            <w:pPr>
+              <w:pStyle w:val="Compact"/>
+              <w:jc w:val="center"/>
+            </w:pPr>
+            <w:r>
+              <w:t xml:space="preserve">[-0.000016, 0.003164]</w:t>
             </w:r>
           </w:p>
         </w:tc>
@@ -1344,59 +1532,843 @@
         </w:rPr>
         <w:t xml:space="preserve">：</w:t>
       </w:r>
+    </w:p>
+    <w:p>
+      <w:pPr>
+        <w:pStyle w:val="Compact"/>
+        <w:numPr>
+          <w:ilvl w:val="0"/>
+          <w:numId w:val="1003"/>
+        </w:numPr>
+      </w:pPr>
+      <w:r>
+        <w:rPr>
+          <w:rFonts w:hint="eastAsia"/>
+        </w:rPr>
+        <w:t xml:space="preserve">央企中补助效应仅边际显著，经济量值显著低于地方国企；</w:t>
+      </w:r>
+    </w:p>
+    <w:p>
+      <w:pPr>
+        <w:pStyle w:val="Compact"/>
+        <w:numPr>
+          <w:ilvl w:val="0"/>
+          <w:numId w:val="1003"/>
+        </w:numPr>
+      </w:pPr>
+      <w:r>
+        <w:rPr>
+          <w:rFonts w:hint="eastAsia"/>
+        </w:rPr>
+        <w:t xml:space="preserve">地方国企样本存在原始</w:t>
+      </w:r>
+      <w:r>
+        <w:t xml:space="preserve"> Sobel </w:t>
+      </w:r>
+      <w:r>
+        <w:rPr>
+          <w:rFonts w:hint="eastAsia"/>
+        </w:rPr>
+        <w:t xml:space="preserve">的边际证据，但经</w:t>
+      </w:r>
+      <w:r>
+        <w:t xml:space="preserve"> FDR </w:t>
+      </w:r>
+      <w:r>
+        <w:rPr>
+          <w:rFonts w:hint="eastAsia"/>
+        </w:rPr>
+        <w:t xml:space="preserve">校正与</w:t>
+      </w:r>
+      <w:r>
+        <w:t xml:space="preserve"> bootstrap </w:t>
+      </w:r>
+      <w:r>
+        <w:rPr>
+          <w:rFonts w:hint="eastAsia"/>
+        </w:rPr>
+        <w:t xml:space="preserve">复核后，尚不能视为稳健中介证据。</w:t>
+      </w:r>
+    </w:p>
+    <w:bookmarkEnd w:id="12"/>
+    <w:bookmarkStart w:id="13" w:name="分组中介效应汇总附表a"/>
+    <w:p>
+      <w:pPr>
+        <w:pStyle w:val="Heading3"/>
+      </w:pPr>
+      <w:r>
+        <w:t xml:space="preserve">2.4 </w:t>
+      </w:r>
+      <w:r>
+        <w:rPr>
+          <w:rFonts w:hint="eastAsia"/>
+        </w:rPr>
+        <w:t xml:space="preserve">分组中介效应汇总（附表A）</w:t>
+      </w:r>
+    </w:p>
+    <w:p>
+      <w:pPr>
+        <w:pStyle w:val="FirstParagraph"/>
+      </w:pPr>
+      <w:r>
+        <w:rPr>
+          <w:rFonts w:hint="eastAsia"/>
+        </w:rPr>
+        <w:t xml:space="preserve">分组中介采用两层口径：</w:t>
+      </w:r>
+    </w:p>
+    <w:p>
+      <w:pPr>
+        <w:pStyle w:val="Compact"/>
+        <w:numPr>
+          <w:ilvl w:val="0"/>
+          <w:numId w:val="1004"/>
+        </w:numPr>
+      </w:pPr>
+      <w:r>
+        <w:rPr>
+          <w:rFonts w:hint="eastAsia"/>
+          <w:b/>
+          <w:bCs/>
+        </w:rPr>
+        <w:t xml:space="preserve">产权直分</w:t>
+      </w:r>
+      <w:r>
+        <w:rPr>
+          <w:rFonts w:hint="eastAsia"/>
+        </w:rPr>
+        <w:t xml:space="preserve">：国有、私营、央企、地方国企</w:t>
+      </w:r>
+    </w:p>
+    <w:p>
+      <w:pPr>
+        <w:pStyle w:val="Compact"/>
+        <w:numPr>
+          <w:ilvl w:val="0"/>
+          <w:numId w:val="1004"/>
+        </w:numPr>
+      </w:pPr>
+      <w:r>
+        <w:rPr>
+          <w:rFonts w:hint="eastAsia"/>
+          <w:b/>
+          <w:bCs/>
+        </w:rPr>
+        <w:t xml:space="preserve">补充分组</w:t>
+      </w:r>
+      <w:r>
+        <w:rPr>
+          <w:rFonts w:hint="eastAsia"/>
+        </w:rPr>
+        <w:t xml:space="preserve">：东部、中西部、2003–2012、2013–2024、国有×东部、地方国企×东部、地方国企×后期</w:t>
+      </w:r>
+    </w:p>
+    <w:p>
+      <w:pPr>
+        <w:pStyle w:val="FirstParagraph"/>
+      </w:pPr>
+      <w:r>
+        <w:rPr>
+          <w:rFonts w:hint="eastAsia"/>
+        </w:rPr>
+        <w:t xml:space="preserve">严格口径下，分组结果应结合原始</w:t>
+      </w:r>
       <w:r>
         <w:t xml:space="preserve"> </w:t>
       </w:r>
       <w:r>
-        <w:t xml:space="preserve">- </w:t>
-      </w:r>
-      <w:r>
-        <w:rPr>
-          <w:rFonts w:hint="eastAsia"/>
-        </w:rPr>
-        <w:t xml:space="preserve">修正后央企补助效应由不显著变为</w:t>
-      </w:r>
-      <w:r>
-        <w:t xml:space="preserve"> 5% </w:t>
-      </w:r>
-      <w:r>
-        <w:rPr>
-          <w:rFonts w:hint="eastAsia"/>
-        </w:rPr>
-        <w:t xml:space="preserve">显著，但经济量值仍远低于地方国企</w:t>
+        <w:rPr>
+          <w:rFonts w:hint="eastAsia"/>
+        </w:rPr>
+        <w:t xml:space="preserve">Sobel、层内</w:t>
+      </w:r>
+      <w:r>
+        <w:t xml:space="preserve"> BH-FDR </w:t>
+      </w:r>
+      <w:r>
+        <w:rPr>
+          <w:rFonts w:hint="eastAsia"/>
+        </w:rPr>
+        <w:t xml:space="preserve">和公司层面</w:t>
+      </w:r>
+      <w:r>
+        <w:t xml:space="preserve"> cluster bootstrap </w:t>
+      </w:r>
+      <w:r>
+        <w:rPr>
+          <w:rFonts w:hint="eastAsia"/>
+        </w:rPr>
+        <w:t xml:space="preserve">共同判断：</w:t>
+      </w:r>
+    </w:p>
+    <w:tbl>
+      <w:tblPr>
+        <w:tblStyle w:val="Table"/>
+        <w:tblW w:type="pct" w:w="5000"/>
+        <w:tblLayout w:type="fixed"/>
+        <w:tblLook w:firstRow="1" w:lastRow="0" w:firstColumn="0" w:lastColumn="0" w:noHBand="0" w:noVBand="0" w:val="0020"/>
+      </w:tblPr>
+      <w:tblGrid>
+        <w:gridCol w:w="1377"/>
+        <w:gridCol w:w="1721"/>
+        <w:gridCol w:w="1721"/>
+        <w:gridCol w:w="1721"/>
+        <w:gridCol w:w="1377"/>
+      </w:tblGrid>
+      <w:tr>
+        <w:trPr>
+          <w:tblHeader w:val="on"/>
+        </w:trPr>
+        <w:tc>
+          <w:tcPr/>
+          <w:p>
+            <w:pPr>
+              <w:pStyle w:val="Compact"/>
+              <w:jc w:val="left"/>
+            </w:pPr>
+            <w:r>
+              <w:rPr>
+                <w:rFonts w:hint="eastAsia"/>
+              </w:rPr>
+              <w:t xml:space="preserve">分组</w:t>
+            </w:r>
+          </w:p>
+        </w:tc>
+        <w:tc>
+          <w:tcPr/>
+          <w:p>
+            <w:pPr>
+              <w:pStyle w:val="Compact"/>
+              <w:jc w:val="center"/>
+            </w:pPr>
+            <w:r>
+              <w:rPr>
+                <w:rFonts w:hint="eastAsia"/>
+              </w:rPr>
+              <w:t xml:space="preserve">原始</w:t>
+            </w:r>
+            <w:r>
+              <w:t xml:space="preserve"> Sobel p</w:t>
+            </w:r>
+          </w:p>
+        </w:tc>
+        <w:tc>
+          <w:tcPr/>
+          <w:p>
+            <w:pPr>
+              <w:pStyle w:val="Compact"/>
+              <w:jc w:val="center"/>
+            </w:pPr>
+            <w:r>
+              <w:t xml:space="preserve">FDR p</w:t>
+            </w:r>
+          </w:p>
+        </w:tc>
+        <w:tc>
+          <w:tcPr/>
+          <w:p>
+            <w:pPr>
+              <w:pStyle w:val="Compact"/>
+              <w:jc w:val="center"/>
+            </w:pPr>
+            <w:r>
+              <w:t xml:space="preserve">Bootstrap 95%CI</w:t>
+            </w:r>
+          </w:p>
+        </w:tc>
+        <w:tc>
+          <w:tcPr/>
+          <w:p>
+            <w:pPr>
+              <w:pStyle w:val="Compact"/>
+              <w:jc w:val="left"/>
+            </w:pPr>
+            <w:r>
+              <w:rPr>
+                <w:rFonts w:hint="eastAsia"/>
+              </w:rPr>
+              <w:t xml:space="preserve">严格口径</w:t>
+            </w:r>
+          </w:p>
+        </w:tc>
+      </w:tr>
+      <w:tr>
+        <w:tc>
+          <w:tcPr/>
+          <w:p>
+            <w:pPr>
+              <w:pStyle w:val="Compact"/>
+              <w:jc w:val="left"/>
+            </w:pPr>
+            <w:r>
+              <w:rPr>
+                <w:rFonts w:hint="eastAsia"/>
+              </w:rPr>
+              <w:t xml:space="preserve">东部</w:t>
+            </w:r>
+          </w:p>
+        </w:tc>
+        <w:tc>
+          <w:tcPr/>
+          <w:p>
+            <w:pPr>
+              <w:pStyle w:val="Compact"/>
+              <w:jc w:val="center"/>
+            </w:pPr>
+            <w:r>
+              <w:t xml:space="preserve">0.0204</w:t>
+            </w:r>
+          </w:p>
+        </w:tc>
+        <w:tc>
+          <w:tcPr/>
+          <w:p>
+            <w:pPr>
+              <w:pStyle w:val="Compact"/>
+              <w:jc w:val="center"/>
+            </w:pPr>
+            <w:r>
+              <w:t xml:space="preserve">0.0714</w:t>
+            </w:r>
+          </w:p>
+        </w:tc>
+        <w:tc>
+          <w:tcPr/>
+          <w:p>
+            <w:pPr>
+              <w:pStyle w:val="Compact"/>
+              <w:jc w:val="center"/>
+            </w:pPr>
+            <w:r>
+              <w:t xml:space="preserve">[0.000353, 0.003077]</w:t>
+            </w:r>
+          </w:p>
+        </w:tc>
+        <w:tc>
+          <w:tcPr/>
+          <w:p>
+            <w:pPr>
+              <w:pStyle w:val="Compact"/>
+              <w:jc w:val="left"/>
+            </w:pPr>
+            <w:r>
+              <w:rPr>
+                <w:rFonts w:hint="eastAsia"/>
+              </w:rPr>
+              <w:t xml:space="preserve">探索性稳健支持</w:t>
+            </w:r>
+          </w:p>
+        </w:tc>
+      </w:tr>
+      <w:tr>
+        <w:tc>
+          <w:tcPr/>
+          <w:p>
+            <w:pPr>
+              <w:pStyle w:val="Compact"/>
+              <w:jc w:val="left"/>
+            </w:pPr>
+            <w:r>
+              <w:t xml:space="preserve">2003–2012</w:t>
+            </w:r>
+          </w:p>
+        </w:tc>
+        <w:tc>
+          <w:tcPr/>
+          <w:p>
+            <w:pPr>
+              <w:pStyle w:val="Compact"/>
+              <w:jc w:val="center"/>
+            </w:pPr>
+            <w:r>
+              <w:t xml:space="preserve">0.0153</w:t>
+            </w:r>
+          </w:p>
+        </w:tc>
+        <w:tc>
+          <w:tcPr/>
+          <w:p>
+            <w:pPr>
+              <w:pStyle w:val="Compact"/>
+              <w:jc w:val="center"/>
+            </w:pPr>
+            <w:r>
+              <w:t xml:space="preserve">0.0714</w:t>
+            </w:r>
+          </w:p>
+        </w:tc>
+        <w:tc>
+          <w:tcPr/>
+          <w:p>
+            <w:pPr>
+              <w:pStyle w:val="Compact"/>
+              <w:jc w:val="center"/>
+            </w:pPr>
+            <w:r>
+              <w:t xml:space="preserve">[0.000341, 0.002819]</w:t>
+            </w:r>
+          </w:p>
+        </w:tc>
+        <w:tc>
+          <w:tcPr/>
+          <w:p>
+            <w:pPr>
+              <w:pStyle w:val="Compact"/>
+              <w:jc w:val="left"/>
+            </w:pPr>
+            <w:r>
+              <w:rPr>
+                <w:rFonts w:hint="eastAsia"/>
+              </w:rPr>
+              <w:t xml:space="preserve">探索性稳健支持</w:t>
+            </w:r>
+          </w:p>
+        </w:tc>
+      </w:tr>
+      <w:tr>
+        <w:tc>
+          <w:tcPr/>
+          <w:p>
+            <w:pPr>
+              <w:pStyle w:val="Compact"/>
+              <w:jc w:val="left"/>
+            </w:pPr>
+            <w:r>
+              <w:rPr>
+                <w:rFonts w:hint="eastAsia"/>
+              </w:rPr>
+              <w:t xml:space="preserve">国有×东部</w:t>
+            </w:r>
+          </w:p>
+        </w:tc>
+        <w:tc>
+          <w:tcPr/>
+          <w:p>
+            <w:pPr>
+              <w:pStyle w:val="Compact"/>
+              <w:jc w:val="center"/>
+            </w:pPr>
+            <w:r>
+              <w:t xml:space="preserve">0.0503</w:t>
+            </w:r>
+          </w:p>
+        </w:tc>
+        <w:tc>
+          <w:tcPr/>
+          <w:p>
+            <w:pPr>
+              <w:pStyle w:val="Compact"/>
+              <w:jc w:val="center"/>
+            </w:pPr>
+            <w:r>
+              <w:t xml:space="preserve">0.0880</w:t>
+            </w:r>
+          </w:p>
+        </w:tc>
+        <w:tc>
+          <w:tcPr/>
+          <w:p>
+            <w:pPr>
+              <w:pStyle w:val="Compact"/>
+              <w:jc w:val="center"/>
+            </w:pPr>
+            <w:r>
+              <w:t xml:space="preserve">[0.000278, 0.003445]</w:t>
+            </w:r>
+          </w:p>
+        </w:tc>
+        <w:tc>
+          <w:tcPr/>
+          <w:p>
+            <w:pPr>
+              <w:pStyle w:val="Compact"/>
+              <w:jc w:val="left"/>
+            </w:pPr>
+            <w:r>
+              <w:rPr>
+                <w:rFonts w:hint="eastAsia"/>
+              </w:rPr>
+              <w:t xml:space="preserve">探索性稳健支持</w:t>
+            </w:r>
+          </w:p>
+        </w:tc>
+      </w:tr>
+      <w:tr>
+        <w:tc>
+          <w:tcPr/>
+          <w:p>
+            <w:pPr>
+              <w:pStyle w:val="Compact"/>
+              <w:jc w:val="left"/>
+            </w:pPr>
+            <w:r>
+              <w:rPr>
+                <w:rFonts w:hint="eastAsia"/>
+              </w:rPr>
+              <w:t xml:space="preserve">地方国企×东部</w:t>
+            </w:r>
+          </w:p>
+        </w:tc>
+        <w:tc>
+          <w:tcPr/>
+          <w:p>
+            <w:pPr>
+              <w:pStyle w:val="Compact"/>
+              <w:jc w:val="center"/>
+            </w:pPr>
+            <w:r>
+              <w:t xml:space="preserve">0.0372</w:t>
+            </w:r>
+          </w:p>
+        </w:tc>
+        <w:tc>
+          <w:tcPr/>
+          <w:p>
+            <w:pPr>
+              <w:pStyle w:val="Compact"/>
+              <w:jc w:val="center"/>
+            </w:pPr>
+            <w:r>
+              <w:t xml:space="preserve">0.0867</w:t>
+            </w:r>
+          </w:p>
+        </w:tc>
+        <w:tc>
+          <w:tcPr/>
+          <w:p>
+            <w:pPr>
+              <w:pStyle w:val="Compact"/>
+              <w:jc w:val="center"/>
+            </w:pPr>
+            <w:r>
+              <w:t xml:space="preserve">[0.000514, 0.007701]</w:t>
+            </w:r>
+          </w:p>
+        </w:tc>
+        <w:tc>
+          <w:tcPr/>
+          <w:p>
+            <w:pPr>
+              <w:pStyle w:val="Compact"/>
+              <w:jc w:val="left"/>
+            </w:pPr>
+            <w:r>
+              <w:rPr>
+                <w:rFonts w:hint="eastAsia"/>
+              </w:rPr>
+              <w:t xml:space="preserve">探索性稳健支持</w:t>
+            </w:r>
+          </w:p>
+        </w:tc>
+      </w:tr>
+      <w:tr>
+        <w:tc>
+          <w:tcPr/>
+          <w:p>
+            <w:pPr>
+              <w:pStyle w:val="Compact"/>
+              <w:jc w:val="left"/>
+            </w:pPr>
+            <w:r>
+              <w:rPr>
+                <w:rFonts w:hint="eastAsia"/>
+              </w:rPr>
+              <w:t xml:space="preserve">地方国企</w:t>
+            </w:r>
+          </w:p>
+        </w:tc>
+        <w:tc>
+          <w:tcPr/>
+          <w:p>
+            <w:pPr>
+              <w:pStyle w:val="Compact"/>
+              <w:jc w:val="center"/>
+            </w:pPr>
+            <w:r>
+              <w:t xml:space="preserve">0.0837</w:t>
+            </w:r>
+          </w:p>
+        </w:tc>
+        <w:tc>
+          <w:tcPr/>
+          <w:p>
+            <w:pPr>
+              <w:pStyle w:val="Compact"/>
+              <w:jc w:val="center"/>
+            </w:pPr>
+            <w:r>
+              <w:t xml:space="preserve">0.3347</w:t>
+            </w:r>
+          </w:p>
+        </w:tc>
+        <w:tc>
+          <w:tcPr/>
+          <w:p>
+            <w:pPr>
+              <w:pStyle w:val="Compact"/>
+              <w:jc w:val="center"/>
+            </w:pPr>
+            <w:r>
+              <w:t xml:space="preserve">[-0.000016, 0.003164]</w:t>
+            </w:r>
+          </w:p>
+        </w:tc>
+        <w:tc>
+          <w:tcPr/>
+          <w:p>
+            <w:pPr>
+              <w:pStyle w:val="Compact"/>
+              <w:jc w:val="left"/>
+            </w:pPr>
+            <w:r>
+              <w:rPr>
+                <w:rFonts w:hint="eastAsia"/>
+              </w:rPr>
+              <w:t xml:space="preserve">仅原始</w:t>
+            </w:r>
+            <w:r>
+              <w:t xml:space="preserve"> Sobel </w:t>
+            </w:r>
+            <w:r>
+              <w:rPr>
+                <w:rFonts w:hint="eastAsia"/>
+              </w:rPr>
+              <w:t xml:space="preserve">支持</w:t>
+            </w:r>
+          </w:p>
+        </w:tc>
+      </w:tr>
+      <w:tr>
+        <w:tc>
+          <w:tcPr/>
+          <w:p>
+            <w:pPr>
+              <w:pStyle w:val="Compact"/>
+              <w:jc w:val="left"/>
+            </w:pPr>
+            <w:r>
+              <w:rPr>
+                <w:rFonts w:hint="eastAsia"/>
+              </w:rPr>
+              <w:t xml:space="preserve">地方国企×后期</w:t>
+            </w:r>
+          </w:p>
+        </w:tc>
+        <w:tc>
+          <w:tcPr/>
+          <w:p>
+            <w:pPr>
+              <w:pStyle w:val="Compact"/>
+              <w:jc w:val="center"/>
+            </w:pPr>
+            <w:r>
+              <w:t xml:space="preserve">0.0902</w:t>
+            </w:r>
+          </w:p>
+        </w:tc>
+        <w:tc>
+          <w:tcPr/>
+          <w:p>
+            <w:pPr>
+              <w:pStyle w:val="Compact"/>
+              <w:jc w:val="center"/>
+            </w:pPr>
+            <w:r>
+              <w:t xml:space="preserve">0.1263</w:t>
+            </w:r>
+          </w:p>
+        </w:tc>
+        <w:tc>
+          <w:tcPr/>
+          <w:p>
+            <w:pPr>
+              <w:pStyle w:val="Compact"/>
+              <w:jc w:val="center"/>
+            </w:pPr>
+            <w:r>
+              <w:t xml:space="preserve">[-0.000073, 0.003569]</w:t>
+            </w:r>
+          </w:p>
+        </w:tc>
+        <w:tc>
+          <w:tcPr/>
+          <w:p>
+            <w:pPr>
+              <w:pStyle w:val="Compact"/>
+              <w:jc w:val="left"/>
+            </w:pPr>
+            <w:r>
+              <w:rPr>
+                <w:rFonts w:hint="eastAsia"/>
+              </w:rPr>
+              <w:t xml:space="preserve">仅原始</w:t>
+            </w:r>
+            <w:r>
+              <w:t xml:space="preserve"> Sobel </w:t>
+            </w:r>
+            <w:r>
+              <w:rPr>
+                <w:rFonts w:hint="eastAsia"/>
+              </w:rPr>
+              <w:t xml:space="preserve">支持</w:t>
+            </w:r>
+          </w:p>
+        </w:tc>
+      </w:tr>
+    </w:tbl>
+    <w:p>
+      <w:pPr>
+        <w:pStyle w:val="BodyText"/>
+      </w:pPr>
+      <w:r>
+        <w:rPr>
+          <w:rFonts w:hint="eastAsia"/>
+        </w:rPr>
+        <w:t xml:space="preserve">解释：</w:t>
+      </w:r>
+    </w:p>
+    <w:p>
+      <w:pPr>
+        <w:pStyle w:val="Compact"/>
+        <w:numPr>
+          <w:ilvl w:val="0"/>
+          <w:numId w:val="1005"/>
+        </w:numPr>
+      </w:pPr>
+      <w:r>
+        <w:rPr>
+          <w:rFonts w:hint="eastAsia"/>
+        </w:rPr>
+        <w:t xml:space="preserve">若只看原始</w:t>
       </w:r>
       <w:r>
         <w:t xml:space="preserve"> </w:t>
       </w:r>
       <w:r>
-        <w:t xml:space="preserve">- Power </w:t>
-      </w:r>
-      <w:r>
-        <w:rPr>
-          <w:rFonts w:hint="eastAsia"/>
-        </w:rPr>
-        <w:t xml:space="preserve">在央企（p&lt;0.1）和地方国企（p&lt;0.05）均显著为正，支持中介机制的制度依赖性</w:t>
+        <w:rPr>
+          <w:rFonts w:hint="eastAsia"/>
+        </w:rPr>
+        <w:t xml:space="preserve">Sobel，东部、2003–2012、地方国企×东部为显著组；</w:t>
+      </w:r>
+    </w:p>
+    <w:p>
+      <w:pPr>
+        <w:pStyle w:val="Compact"/>
+        <w:numPr>
+          <w:ilvl w:val="0"/>
+          <w:numId w:val="1005"/>
+        </w:numPr>
+      </w:pPr>
+      <w:r>
+        <w:rPr>
+          <w:rFonts w:hint="eastAsia"/>
+        </w:rPr>
+        <w:t xml:space="preserve">若加入层内</w:t>
+      </w:r>
+      <w:r>
+        <w:t xml:space="preserve"> FDR </w:t>
+      </w:r>
+      <w:r>
+        <w:rPr>
+          <w:rFonts w:hint="eastAsia"/>
+        </w:rPr>
+        <w:t xml:space="preserve">校正，这些结果降为</w:t>
+      </w:r>
+      <w:r>
+        <w:t xml:space="preserve"> 10% </w:t>
+      </w:r>
+      <w:r>
+        <w:rPr>
+          <w:rFonts w:hint="eastAsia"/>
+        </w:rPr>
+        <w:t xml:space="preserve">水平的边际显著；</w:t>
+      </w:r>
+    </w:p>
+    <w:p>
+      <w:pPr>
+        <w:pStyle w:val="Compact"/>
+        <w:numPr>
+          <w:ilvl w:val="0"/>
+          <w:numId w:val="1005"/>
+        </w:numPr>
+      </w:pPr>
+      <w:r>
+        <w:rPr>
+          <w:rFonts w:hint="eastAsia"/>
+        </w:rPr>
+        <w:t xml:space="preserve">若进一步要求</w:t>
+      </w:r>
+      <w:r>
+        <w:t xml:space="preserve"> bootstrap 95%CI </w:t>
+      </w:r>
+      <w:r>
+        <w:rPr>
+          <w:rFonts w:hint="eastAsia"/>
+        </w:rPr>
+        <w:t xml:space="preserve">不含</w:t>
       </w:r>
       <w:r>
         <w:t xml:space="preserve"> </w:t>
       </w:r>
       <w:r>
-        <w:t xml:space="preserve">- </w:t>
-      </w:r>
-      <w:r>
-        <w:rPr>
-          <w:rFonts w:hint="eastAsia"/>
-        </w:rPr>
-        <w:t xml:space="preserve">国有产权结构下</w:t>
-      </w:r>
-      <w:r>
-        <w:t xml:space="preserve"> Power </w:t>
-      </w:r>
-      <w:r>
-        <w:rPr>
-          <w:rFonts w:hint="eastAsia"/>
-        </w:rPr>
-        <w:t xml:space="preserve">的中介作用更为明显</w:t>
+        <w:rPr>
+          <w:rFonts w:hint="eastAsia"/>
+        </w:rPr>
+        <w:t xml:space="preserve">0，则</w:t>
+      </w:r>
+      <w:r>
+        <w:t xml:space="preserve"> </w:t>
+      </w:r>
+      <w:r>
+        <w:rPr>
+          <w:rFonts w:hint="eastAsia"/>
+          <w:b/>
+          <w:bCs/>
+        </w:rPr>
+        <w:t xml:space="preserve">东部、2003–2012、国有×东部、地方国企×东部</w:t>
+      </w:r>
+      <w:r>
+        <w:t xml:space="preserve"> </w:t>
+      </w:r>
+      <w:r>
+        <w:rPr>
+          <w:rFonts w:hint="eastAsia"/>
+        </w:rPr>
+        <w:t xml:space="preserve">保留为“探索性稳健支持”；</w:t>
+      </w:r>
+    </w:p>
+    <w:p>
+      <w:pPr>
+        <w:pStyle w:val="Compact"/>
+        <w:numPr>
+          <w:ilvl w:val="0"/>
+          <w:numId w:val="1005"/>
+        </w:numPr>
+      </w:pPr>
+      <w:r>
+        <w:rPr>
+          <w:rFonts w:hint="eastAsia"/>
+        </w:rPr>
+        <w:t xml:space="preserve">产权直分层面没有任何一组达到稳健中介结论。</w:t>
+      </w:r>
+    </w:p>
+    <w:p>
+      <w:pPr>
+        <w:pStyle w:val="FirstParagraph"/>
+      </w:pPr>
+      <w:r>
+        <w:rPr>
+          <w:rFonts w:hint="eastAsia"/>
+        </w:rPr>
+        <w:t xml:space="preserve">因此，分组中介应表述为：</w:t>
+      </w:r>
+      <w:r>
+        <w:rPr>
+          <w:rFonts w:hint="eastAsia"/>
+          <w:b/>
+          <w:bCs/>
+        </w:rPr>
+        <w:t xml:space="preserve">存在若干探索性支持的制度情境，但不能将其上升为全样本普遍成立的中介机制。</w:t>
       </w:r>
     </w:p>
     <w:p>
@@ -1406,9 +2378,9 @@
         </w:pict>
       </w:r>
     </w:p>
-    <w:bookmarkEnd w:id="12"/>
     <w:bookmarkEnd w:id="13"/>
-    <w:bookmarkStart w:id="14" w:name="三稳健性检验6-组全部通过"/>
+    <w:bookmarkEnd w:id="14"/>
+    <w:bookmarkStart w:id="15" w:name="三pca-诊断结果"/>
     <w:p>
       <w:pPr>
         <w:pStyle w:val="Heading2"/>
@@ -1417,7 +2389,7 @@
         <w:rPr>
           <w:rFonts w:hint="eastAsia"/>
         </w:rPr>
-        <w:t xml:space="preserve">三、稳健性检验（6</w:t>
+        <w:t xml:space="preserve">三、PCA</w:t>
       </w:r>
       <w:r>
         <w:t xml:space="preserve"> </w:t>
@@ -1426,7 +2398,251 @@
         <w:rPr>
           <w:rFonts w:hint="eastAsia"/>
         </w:rPr>
-        <w:t xml:space="preserve">组全部通过）</w:t>
+        <w:t xml:space="preserve">诊断结果</w:t>
+      </w:r>
+    </w:p>
+    <w:p>
+      <w:pPr>
+        <w:pStyle w:val="FirstParagraph"/>
+      </w:pPr>
+      <w:r>
+        <w:rPr>
+          <w:rFonts w:hint="eastAsia"/>
+        </w:rPr>
+        <w:t xml:space="preserve">管理层权力综合指标基于</w:t>
+      </w:r>
+      <w:r>
+        <w:t xml:space="preserve"> </w:t>
+      </w:r>
+      <w:r>
+        <w:rPr>
+          <w:rStyle w:val="VerbatimChar"/>
+        </w:rPr>
+        <w:t xml:space="preserve">Tenure</w:t>
+      </w:r>
+      <w:r>
+        <w:t xml:space="preserve">、</w:t>
+      </w:r>
+      <w:r>
+        <w:rPr>
+          <w:rStyle w:val="VerbatimChar"/>
+        </w:rPr>
+        <w:t xml:space="preserve">Dual</w:t>
+      </w:r>
+      <w:r>
+        <w:t xml:space="preserve">、</w:t>
+      </w:r>
+      <w:r>
+        <w:rPr>
+          <w:rStyle w:val="VerbatimChar"/>
+        </w:rPr>
+        <w:t xml:space="preserve">Boardsize</w:t>
+      </w:r>
+      <w:r>
+        <w:t xml:space="preserve">、</w:t>
+      </w:r>
+      <w:r>
+        <w:rPr>
+          <w:rStyle w:val="VerbatimChar"/>
+        </w:rPr>
+        <w:t xml:space="preserve">Insider</w:t>
+      </w:r>
+      <w:r>
+        <w:t xml:space="preserve">、</w:t>
+      </w:r>
+      <w:r>
+        <w:rPr>
+          <w:rStyle w:val="VerbatimChar"/>
+        </w:rPr>
+        <w:t xml:space="preserve">Mgshder</w:t>
+      </w:r>
+      <w:r>
+        <w:t xml:space="preserve"> </w:t>
+      </w:r>
+      <w:r>
+        <w:rPr>
+          <w:rFonts w:hint="eastAsia"/>
+        </w:rPr>
+        <w:t xml:space="preserve">五个指标构建，PCA</w:t>
+      </w:r>
+      <w:r>
+        <w:t xml:space="preserve"> </w:t>
+      </w:r>
+      <w:r>
+        <w:rPr>
+          <w:rFonts w:hint="eastAsia"/>
+        </w:rPr>
+        <w:t xml:space="preserve">可用样本量为</w:t>
+      </w:r>
+      <w:r>
+        <w:t xml:space="preserve"> 44,965。</w:t>
+      </w:r>
+    </w:p>
+    <w:p>
+      <w:pPr>
+        <w:pStyle w:val="Compact"/>
+        <w:numPr>
+          <w:ilvl w:val="0"/>
+          <w:numId w:val="1006"/>
+        </w:numPr>
+      </w:pPr>
+      <w:r>
+        <w:rPr>
+          <w:b/>
+          <w:bCs/>
+        </w:rPr>
+        <w:t xml:space="preserve">KMO = 0.5649</w:t>
+      </w:r>
+    </w:p>
+    <w:p>
+      <w:pPr>
+        <w:pStyle w:val="Compact"/>
+        <w:numPr>
+          <w:ilvl w:val="0"/>
+          <w:numId w:val="1006"/>
+        </w:numPr>
+      </w:pPr>
+      <w:r>
+        <w:rPr>
+          <w:b/>
+          <w:bCs/>
+        </w:rPr>
+        <w:t xml:space="preserve">Bartlett </w:t>
+      </w:r>
+      <w:r>
+        <w:rPr>
+          <w:rFonts w:hint="eastAsia"/>
+          <w:b/>
+          <w:bCs/>
+        </w:rPr>
+        <w:t xml:space="preserve">球形检验</w:t>
+      </w:r>
+      <w:r>
+        <w:rPr>
+          <w:rFonts w:hint="eastAsia"/>
+        </w:rPr>
+        <w:t xml:space="preserve">：Chi²</w:t>
+      </w:r>
+      <w:r>
+        <w:t xml:space="preserve"> = </w:t>
+      </w:r>
+      <w:r>
+        <w:rPr>
+          <w:rFonts w:hint="eastAsia"/>
+        </w:rPr>
+        <w:t xml:space="preserve">19929.35，df</w:t>
+      </w:r>
+      <w:r>
+        <w:t xml:space="preserve"> = </w:t>
+      </w:r>
+      <w:r>
+        <w:rPr>
+          <w:rFonts w:hint="eastAsia"/>
+        </w:rPr>
+        <w:t xml:space="preserve">10，p</w:t>
+      </w:r>
+      <w:r>
+        <w:t xml:space="preserve"> &lt; 0.001</w:t>
+      </w:r>
+    </w:p>
+    <w:p>
+      <w:pPr>
+        <w:pStyle w:val="Compact"/>
+        <w:numPr>
+          <w:ilvl w:val="0"/>
+          <w:numId w:val="1006"/>
+        </w:numPr>
+      </w:pPr>
+      <w:r>
+        <w:rPr>
+          <w:rFonts w:hint="eastAsia"/>
+          <w:b/>
+          <w:bCs/>
+        </w:rPr>
+        <w:t xml:space="preserve">第一主成分方差贡献率</w:t>
+      </w:r>
+      <w:r>
+        <w:rPr>
+          <w:b/>
+          <w:bCs/>
+        </w:rPr>
+        <w:t xml:space="preserve"> = 34.57%</w:t>
+      </w:r>
+    </w:p>
+    <w:p>
+      <w:pPr>
+        <w:pStyle w:val="Compact"/>
+        <w:numPr>
+          <w:ilvl w:val="0"/>
+          <w:numId w:val="1006"/>
+        </w:numPr>
+      </w:pPr>
+      <w:r>
+        <w:rPr>
+          <w:rFonts w:hint="eastAsia"/>
+        </w:rPr>
+        <w:t xml:space="preserve">前两主成分累计方差贡献率</w:t>
+      </w:r>
+      <w:r>
+        <w:t xml:space="preserve"> = </w:t>
+      </w:r>
+      <w:r>
+        <w:rPr>
+          <w:rFonts w:hint="eastAsia"/>
+        </w:rPr>
+        <w:t xml:space="preserve">57.19%，前三主成分累计方差贡献率</w:t>
+      </w:r>
+      <w:r>
+        <w:t xml:space="preserve"> = 75.84%</w:t>
+      </w:r>
+    </w:p>
+    <w:p>
+      <w:pPr>
+        <w:pStyle w:val="FirstParagraph"/>
+      </w:pPr>
+      <w:r>
+        <w:rPr>
+          <w:rFonts w:hint="eastAsia"/>
+        </w:rPr>
+        <w:t xml:space="preserve">结论：管理层权力指标的</w:t>
+      </w:r>
+      <w:r>
+        <w:t xml:space="preserve"> PCA </w:t>
+      </w:r>
+      <w:r>
+        <w:rPr>
+          <w:rFonts w:hint="eastAsia"/>
+        </w:rPr>
+        <w:t xml:space="preserve">提取在统计上可以成立，但</w:t>
+      </w:r>
+      <w:r>
+        <w:t xml:space="preserve"> KMO </w:t>
+      </w:r>
+      <w:r>
+        <w:rPr>
+          <w:rFonts w:hint="eastAsia"/>
+        </w:rPr>
+        <w:t xml:space="preserve">不高，论文表述宜写为“通过基本适用性检验”。</w:t>
+      </w:r>
+    </w:p>
+    <w:p>
+      <w:r>
+        <w:pict>
+          <v:rect style="width:0;height:1.5pt" o:hralign="center" o:hrstd="t" o:hr="t"/>
+        </w:pict>
+      </w:r>
+    </w:p>
+    <w:bookmarkEnd w:id="15"/>
+    <w:bookmarkStart w:id="16" w:name="四稳健性检验表7"/>
+    <w:p>
+      <w:pPr>
+        <w:pStyle w:val="Heading2"/>
+      </w:pPr>
+      <w:r>
+        <w:rPr>
+          <w:rFonts w:hint="eastAsia"/>
+        </w:rPr>
+        <w:t xml:space="preserve">四、稳健性检验（表7）</w:t>
       </w:r>
     </w:p>
     <w:tbl>
@@ -1487,7 +2703,7 @@
               <w:jc w:val="center"/>
             </w:pPr>
             <w:r>
-              <w:t xml:space="preserve">t </w:t>
+              <w:t xml:space="preserve">z/t </w:t>
             </w:r>
             <w:r>
               <w:rPr>
@@ -1549,43 +2765,43 @@
               <w:jc w:val="center"/>
             </w:pPr>
             <w:r>
-              <w:t xml:space="preserve">0.1319***</w:t>
-            </w:r>
-          </w:p>
-        </w:tc>
-        <w:tc>
-          <w:tcPr/>
-          <w:p>
-            <w:pPr>
-              <w:pStyle w:val="Compact"/>
-              <w:jc w:val="center"/>
-            </w:pPr>
-            <w:r>
-              <w:t xml:space="preserve">32.9417</w:t>
-            </w:r>
-          </w:p>
-        </w:tc>
-        <w:tc>
-          <w:tcPr/>
-          <w:p>
-            <w:pPr>
-              <w:pStyle w:val="Compact"/>
-              <w:jc w:val="center"/>
-            </w:pPr>
-            <w:r>
-              <w:t xml:space="preserve">52,402</w:t>
-            </w:r>
-          </w:p>
-        </w:tc>
-        <w:tc>
-          <w:tcPr/>
-          <w:p>
-            <w:pPr>
-              <w:pStyle w:val="Compact"/>
-              <w:jc w:val="center"/>
-            </w:pPr>
-            <w:r>
-              <w:t xml:space="preserve">0.4273</w:t>
+              <w:t xml:space="preserve">0.1365***</w:t>
+            </w:r>
+          </w:p>
+        </w:tc>
+        <w:tc>
+          <w:tcPr/>
+          <w:p>
+            <w:pPr>
+              <w:pStyle w:val="Compact"/>
+              <w:jc w:val="center"/>
+            </w:pPr>
+            <w:r>
+              <w:t xml:space="preserve">32.4391</w:t>
+            </w:r>
+          </w:p>
+        </w:tc>
+        <w:tc>
+          <w:tcPr/>
+          <w:p>
+            <w:pPr>
+              <w:pStyle w:val="Compact"/>
+              <w:jc w:val="center"/>
+            </w:pPr>
+            <w:r>
+              <w:t xml:space="preserve">52,358</w:t>
+            </w:r>
+          </w:p>
+        </w:tc>
+        <w:tc>
+          <w:tcPr/>
+          <w:p>
+            <w:pPr>
+              <w:pStyle w:val="Compact"/>
+              <w:jc w:val="center"/>
+            </w:pPr>
+            <w:r>
+              <w:t xml:space="preserve">0.4234</w:t>
             </w:r>
           </w:p>
         </w:tc>
@@ -1617,43 +2833,43 @@
               <w:jc w:val="center"/>
             </w:pPr>
             <w:r>
-              <w:t xml:space="preserve">0.0536***</w:t>
-            </w:r>
-          </w:p>
-        </w:tc>
-        <w:tc>
-          <w:tcPr/>
-          <w:p>
-            <w:pPr>
-              <w:pStyle w:val="Compact"/>
-              <w:jc w:val="center"/>
-            </w:pPr>
-            <w:r>
-              <w:t xml:space="preserve">12.4764</w:t>
-            </w:r>
-          </w:p>
-        </w:tc>
-        <w:tc>
-          <w:tcPr/>
-          <w:p>
-            <w:pPr>
-              <w:pStyle w:val="Compact"/>
-              <w:jc w:val="center"/>
-            </w:pPr>
-            <w:r>
-              <w:t xml:space="preserve">29,973</w:t>
-            </w:r>
-          </w:p>
-        </w:tc>
-        <w:tc>
-          <w:tcPr/>
-          <w:p>
-            <w:pPr>
-              <w:pStyle w:val="Compact"/>
-              <w:jc w:val="center"/>
-            </w:pPr>
-            <w:r>
-              <w:t xml:space="preserve">0.0355</w:t>
+              <w:t xml:space="preserve">0.0551***</w:t>
+            </w:r>
+          </w:p>
+        </w:tc>
+        <w:tc>
+          <w:tcPr/>
+          <w:p>
+            <w:pPr>
+              <w:pStyle w:val="Compact"/>
+              <w:jc w:val="center"/>
+            </w:pPr>
+            <w:r>
+              <w:t xml:space="preserve">12.1574</w:t>
+            </w:r>
+          </w:p>
+        </w:tc>
+        <w:tc>
+          <w:tcPr/>
+          <w:p>
+            <w:pPr>
+              <w:pStyle w:val="Compact"/>
+              <w:jc w:val="center"/>
+            </w:pPr>
+            <w:r>
+              <w:t xml:space="preserve">29,946</w:t>
+            </w:r>
+          </w:p>
+        </w:tc>
+        <w:tc>
+          <w:tcPr/>
+          <w:p>
+            <w:pPr>
+              <w:pStyle w:val="Compact"/>
+              <w:jc w:val="center"/>
+            </w:pPr>
+            <w:r>
+              <w:t xml:space="preserve">0.0353</w:t>
             </w:r>
           </w:p>
         </w:tc>
@@ -1685,43 +2901,43 @@
               <w:jc w:val="center"/>
             </w:pPr>
             <w:r>
-              <w:t xml:space="preserve">0.0577***</w:t>
-            </w:r>
-          </w:p>
-        </w:tc>
-        <w:tc>
-          <w:tcPr/>
-          <w:p>
-            <w:pPr>
-              <w:pStyle w:val="Compact"/>
-              <w:jc w:val="center"/>
-            </w:pPr>
-            <w:r>
-              <w:t xml:space="preserve">12.9079</w:t>
-            </w:r>
-          </w:p>
-        </w:tc>
-        <w:tc>
-          <w:tcPr/>
-          <w:p>
-            <w:pPr>
-              <w:pStyle w:val="Compact"/>
-              <w:jc w:val="center"/>
-            </w:pPr>
-            <w:r>
-              <w:t xml:space="preserve">47,048</w:t>
-            </w:r>
-          </w:p>
-        </w:tc>
-        <w:tc>
-          <w:tcPr/>
-          <w:p>
-            <w:pPr>
-              <w:pStyle w:val="Compact"/>
-              <w:jc w:val="center"/>
-            </w:pPr>
-            <w:r>
-              <w:t xml:space="preserve">0.0344</w:t>
+              <w:t xml:space="preserve">0.0594***</w:t>
+            </w:r>
+          </w:p>
+        </w:tc>
+        <w:tc>
+          <w:tcPr/>
+          <w:p>
+            <w:pPr>
+              <w:pStyle w:val="Compact"/>
+              <w:jc w:val="center"/>
+            </w:pPr>
+            <w:r>
+              <w:t xml:space="preserve">12.6446</w:t>
+            </w:r>
+          </w:p>
+        </w:tc>
+        <w:tc>
+          <w:tcPr/>
+          <w:p>
+            <w:pPr>
+              <w:pStyle w:val="Compact"/>
+              <w:jc w:val="center"/>
+            </w:pPr>
+            <w:r>
+              <w:t xml:space="preserve">47,011</w:t>
+            </w:r>
+          </w:p>
+        </w:tc>
+        <w:tc>
+          <w:tcPr/>
+          <w:p>
+            <w:pPr>
+              <w:pStyle w:val="Compact"/>
+              <w:jc w:val="center"/>
+            </w:pPr>
+            <w:r>
+              <w:t xml:space="preserve">0.0351</w:t>
             </w:r>
           </w:p>
         </w:tc>
@@ -1753,43 +2969,43 @@
               <w:jc w:val="center"/>
             </w:pPr>
             <w:r>
-              <w:t xml:space="preserve">0.0709***</w:t>
-            </w:r>
-          </w:p>
-        </w:tc>
-        <w:tc>
-          <w:tcPr/>
-          <w:p>
-            <w:pPr>
-              <w:pStyle w:val="Compact"/>
-              <w:jc w:val="center"/>
-            </w:pPr>
-            <w:r>
-              <w:t xml:space="preserve">14.8332</w:t>
-            </w:r>
-          </w:p>
-        </w:tc>
-        <w:tc>
-          <w:tcPr/>
-          <w:p>
-            <w:pPr>
-              <w:pStyle w:val="Compact"/>
-              <w:jc w:val="center"/>
-            </w:pPr>
-            <w:r>
-              <w:t xml:space="preserve">35,062</w:t>
-            </w:r>
-          </w:p>
-        </w:tc>
-        <w:tc>
-          <w:tcPr/>
-          <w:p>
-            <w:pPr>
-              <w:pStyle w:val="Compact"/>
-              <w:jc w:val="center"/>
-            </w:pPr>
-            <w:r>
-              <w:t xml:space="preserve">0.0499</w:t>
+              <w:t xml:space="preserve">0.0751***</w:t>
+            </w:r>
+          </w:p>
+        </w:tc>
+        <w:tc>
+          <w:tcPr/>
+          <w:p>
+            <w:pPr>
+              <w:pStyle w:val="Compact"/>
+              <w:jc w:val="center"/>
+            </w:pPr>
+            <w:r>
+              <w:t xml:space="preserve">14.4900</w:t>
+            </w:r>
+          </w:p>
+        </w:tc>
+        <w:tc>
+          <w:tcPr/>
+          <w:p>
+            <w:pPr>
+              <w:pStyle w:val="Compact"/>
+              <w:jc w:val="center"/>
+            </w:pPr>
+            <w:r>
+              <w:t xml:space="preserve">35,031</w:t>
+            </w:r>
+          </w:p>
+        </w:tc>
+        <w:tc>
+          <w:tcPr/>
+          <w:p>
+            <w:pPr>
+              <w:pStyle w:val="Compact"/>
+              <w:jc w:val="center"/>
+            </w:pPr>
+            <w:r>
+              <w:t xml:space="preserve">0.0500</w:t>
             </w:r>
           </w:p>
         </w:tc>
@@ -1830,43 +3046,43 @@
               <w:jc w:val="center"/>
             </w:pPr>
             <w:r>
-              <w:t xml:space="preserve">0.0509***</w:t>
-            </w:r>
-          </w:p>
-        </w:tc>
-        <w:tc>
-          <w:tcPr/>
-          <w:p>
-            <w:pPr>
-              <w:pStyle w:val="Compact"/>
-              <w:jc w:val="center"/>
-            </w:pPr>
-            <w:r>
-              <w:t xml:space="preserve">14.7705</w:t>
-            </w:r>
-          </w:p>
-        </w:tc>
-        <w:tc>
-          <w:tcPr/>
-          <w:p>
-            <w:pPr>
-              <w:pStyle w:val="Compact"/>
-              <w:jc w:val="center"/>
-            </w:pPr>
-            <w:r>
-              <w:t xml:space="preserve">52,224</w:t>
-            </w:r>
-          </w:p>
-        </w:tc>
-        <w:tc>
-          <w:tcPr/>
-          <w:p>
-            <w:pPr>
-              <w:pStyle w:val="Compact"/>
-              <w:jc w:val="center"/>
-            </w:pPr>
-            <w:r>
-              <w:t xml:space="preserve">0.0367</w:t>
+              <w:t xml:space="preserve">0.0539***</w:t>
+            </w:r>
+          </w:p>
+        </w:tc>
+        <w:tc>
+          <w:tcPr/>
+          <w:p>
+            <w:pPr>
+              <w:pStyle w:val="Compact"/>
+              <w:jc w:val="center"/>
+            </w:pPr>
+            <w:r>
+              <w:t xml:space="preserve">14.4854</w:t>
+            </w:r>
+          </w:p>
+        </w:tc>
+        <w:tc>
+          <w:tcPr/>
+          <w:p>
+            <w:pPr>
+              <w:pStyle w:val="Compact"/>
+              <w:jc w:val="center"/>
+            </w:pPr>
+            <w:r>
+              <w:t xml:space="preserve">52,182</w:t>
+            </w:r>
+          </w:p>
+        </w:tc>
+        <w:tc>
+          <w:tcPr/>
+          <w:p>
+            <w:pPr>
+              <w:pStyle w:val="Compact"/>
+              <w:jc w:val="center"/>
+            </w:pPr>
+            <w:r>
+              <w:t xml:space="preserve">0.0375</w:t>
             </w:r>
           </w:p>
         </w:tc>
@@ -1898,48 +3114,59 @@
               <w:jc w:val="center"/>
             </w:pPr>
             <w:r>
-              <w:t xml:space="preserve">0.0508***</w:t>
-            </w:r>
-          </w:p>
-        </w:tc>
-        <w:tc>
-          <w:tcPr/>
-          <w:p>
-            <w:pPr>
-              <w:pStyle w:val="Compact"/>
-              <w:jc w:val="center"/>
-            </w:pPr>
-            <w:r>
-              <w:t xml:space="preserve">13.9164</w:t>
-            </w:r>
-          </w:p>
-        </w:tc>
-        <w:tc>
-          <w:tcPr/>
-          <w:p>
-            <w:pPr>
-              <w:pStyle w:val="Compact"/>
-              <w:jc w:val="center"/>
-            </w:pPr>
-            <w:r>
-              <w:t xml:space="preserve">46,971</w:t>
-            </w:r>
-          </w:p>
-        </w:tc>
-        <w:tc>
-          <w:tcPr/>
-          <w:p>
-            <w:pPr>
-              <w:pStyle w:val="Compact"/>
-              <w:jc w:val="center"/>
-            </w:pPr>
-            <w:r>
-              <w:t xml:space="preserve">0.0362</w:t>
+              <w:t xml:space="preserve">0.0530***</w:t>
+            </w:r>
+          </w:p>
+        </w:tc>
+        <w:tc>
+          <w:tcPr/>
+          <w:p>
+            <w:pPr>
+              <w:pStyle w:val="Compact"/>
+              <w:jc w:val="center"/>
+            </w:pPr>
+            <w:r>
+              <w:t xml:space="preserve">13.5843</w:t>
+            </w:r>
+          </w:p>
+        </w:tc>
+        <w:tc>
+          <w:tcPr/>
+          <w:p>
+            <w:pPr>
+              <w:pStyle w:val="Compact"/>
+              <w:jc w:val="center"/>
+            </w:pPr>
+            <w:r>
+              <w:t xml:space="preserve">46,930</w:t>
+            </w:r>
+          </w:p>
+        </w:tc>
+        <w:tc>
+          <w:tcPr/>
+          <w:p>
+            <w:pPr>
+              <w:pStyle w:val="Compact"/>
+              <w:jc w:val="center"/>
+            </w:pPr>
+            <w:r>
+              <w:t xml:space="preserve">0.0364</w:t>
             </w:r>
           </w:p>
         </w:tc>
       </w:tr>
     </w:tbl>
+    <w:p>
+      <w:pPr>
+        <w:pStyle w:val="BodyText"/>
+      </w:pPr>
+      <w:r>
+        <w:rPr>
+          <w:rFonts w:hint="eastAsia"/>
+        </w:rPr>
+        <w:t xml:space="preserve">六组稳健性检验均保持正向显著，主结论稳定。</w:t>
+      </w:r>
+    </w:p>
     <w:p>
       <w:r>
         <w:pict>
@@ -1947,8 +3174,8 @@
         </w:pict>
       </w:r>
     </w:p>
-    <w:bookmarkEnd w:id="14"/>
-    <w:bookmarkStart w:id="17" w:name="四关于中介效应的讨论"/>
+    <w:bookmarkEnd w:id="16"/>
+    <w:bookmarkStart w:id="22" w:name="五基于机器学习的补充分析"/>
     <w:p>
       <w:pPr>
         <w:pStyle w:val="Heading2"/>
@@ -1957,19 +3184,22 @@
         <w:rPr>
           <w:rFonts w:hint="eastAsia"/>
         </w:rPr>
-        <w:t xml:space="preserve">四、关于中介效应的讨论</w:t>
-      </w:r>
-    </w:p>
-    <w:bookmarkStart w:id="15" w:name="为什么全样本下中介效应不成立"/>
+        <w:t xml:space="preserve">五、基于机器学习的补充分析</w:t>
+      </w:r>
+    </w:p>
+    <w:bookmarkStart w:id="17" w:name="lasso-回归"/>
     <w:p>
       <w:pPr>
         <w:pStyle w:val="Heading3"/>
       </w:pPr>
       <w:r>
-        <w:rPr>
-          <w:rFonts w:hint="eastAsia"/>
-        </w:rPr>
-        <w:t xml:space="preserve">为什么全样本下中介效应不成立？</w:t>
+        <w:t xml:space="preserve">5.1 Lasso </w:t>
+      </w:r>
+      <w:r>
+        <w:rPr>
+          <w:rFonts w:hint="eastAsia"/>
+        </w:rPr>
+        <w:t xml:space="preserve">回归</w:t>
       </w:r>
     </w:p>
     <w:p>
@@ -1977,31 +3207,17 @@
         <w:pStyle w:val="Compact"/>
         <w:numPr>
           <w:ilvl w:val="0"/>
-          <w:numId w:val="1003"/>
+          <w:numId w:val="1007"/>
         </w:numPr>
       </w:pPr>
       <w:r>
         <w:rPr>
           <w:rFonts w:hint="eastAsia"/>
-          <w:b/>
-          <w:bCs/>
-        </w:rPr>
-        <w:t xml:space="preserve">样本差异</w:t>
-      </w:r>
-      <w:r>
-        <w:rPr>
-          <w:rFonts w:hint="eastAsia"/>
-        </w:rPr>
-        <w:t xml:space="preserve">：参考论文（刘剑民2019）仅研究国有企业（N=1,974），本文扩展至全部</w:t>
-      </w:r>
-      <w:r>
-        <w:t xml:space="preserve"> A </w:t>
-      </w:r>
-      <w:r>
-        <w:rPr>
-          <w:rFonts w:hint="eastAsia"/>
-        </w:rPr>
-        <w:t xml:space="preserve">股（N=44,861）。管理层权力→超额薪酬的逻辑依赖国有体制特征，在非国有企业中不适用。</w:t>
+        </w:rPr>
+        <w:t xml:space="preserve">最优正则化参数</w:t>
+      </w:r>
+      <w:r>
+        <w:t xml:space="preserve"> α = 0.004357</w:t>
       </w:r>
     </w:p>
     <w:p>
@@ -2009,31 +3225,17 @@
         <w:pStyle w:val="Compact"/>
         <w:numPr>
           <w:ilvl w:val="0"/>
-          <w:numId w:val="1003"/>
+          <w:numId w:val="1007"/>
         </w:numPr>
       </w:pPr>
       <w:r>
         <w:rPr>
           <w:rFonts w:hint="eastAsia"/>
-          <w:b/>
-          <w:bCs/>
-        </w:rPr>
-        <w:t xml:space="preserve">产权依赖性</w:t>
-      </w:r>
-      <w:r>
-        <w:rPr>
-          <w:rFonts w:hint="eastAsia"/>
-        </w:rPr>
-        <w:t xml:space="preserve">：从异质性分析看，Power</w:t>
-      </w:r>
-      <w:r>
-        <w:t xml:space="preserve"> </w:t>
-      </w:r>
-      <w:r>
-        <w:rPr>
-          <w:rFonts w:hint="eastAsia"/>
-        </w:rPr>
-        <w:t xml:space="preserve">在国有产权子样本（央企和地方国企）中均显著，支持中介效应具有产权依赖性。</w:t>
+        </w:rPr>
+        <w:t xml:space="preserve">样本内拟合</w:t>
+      </w:r>
+      <w:r>
+        <w:t xml:space="preserve"> R² = 0.0401</w:t>
       </w:r>
     </w:p>
     <w:p>
@@ -2041,78 +3243,667 @@
         <w:pStyle w:val="Compact"/>
         <w:numPr>
           <w:ilvl w:val="0"/>
-          <w:numId w:val="1003"/>
+          <w:numId w:val="1007"/>
         </w:numPr>
       </w:pPr>
       <w:r>
         <w:rPr>
           <w:rFonts w:hint="eastAsia"/>
+        </w:rPr>
+        <w:t xml:space="preserve">保留变量共</w:t>
+      </w:r>
+      <w:r>
+        <w:t xml:space="preserve"> 10 </w:t>
+      </w:r>
+      <w:r>
+        <w:rPr>
+          <w:rFonts w:hint="eastAsia"/>
+        </w:rPr>
+        <w:t xml:space="preserve">个，其中包括</w:t>
+      </w:r>
+      <w:r>
+        <w:t xml:space="preserve"> </w:t>
+      </w:r>
+      <w:r>
+        <w:rPr>
+          <w:rStyle w:val="VerbatimChar"/>
+        </w:rPr>
+        <w:t xml:space="preserve">lnSubsidy</w:t>
+      </w:r>
+      <w:r>
+        <w:t xml:space="preserve">、</w:t>
+      </w:r>
+      <w:r>
+        <w:rPr>
+          <w:rStyle w:val="VerbatimChar"/>
+        </w:rPr>
+        <w:t xml:space="preserve">Lever</w:t>
+      </w:r>
+      <w:r>
+        <w:t xml:space="preserve">、</w:t>
+      </w:r>
+      <w:r>
+        <w:rPr>
+          <w:rStyle w:val="VerbatimChar"/>
+        </w:rPr>
+        <w:t xml:space="preserve">Top1</w:t>
+      </w:r>
+      <w:r>
+        <w:t xml:space="preserve">、</w:t>
+      </w:r>
+      <w:r>
+        <w:rPr>
+          <w:rStyle w:val="VerbatimChar"/>
+        </w:rPr>
+        <w:t xml:space="preserve">Boardsize</w:t>
+      </w:r>
+      <w:r>
+        <w:t xml:space="preserve">、</w:t>
+      </w:r>
+      <w:r>
+        <w:rPr>
+          <w:rStyle w:val="VerbatimChar"/>
+        </w:rPr>
+        <w:t xml:space="preserve">Dual</w:t>
+      </w:r>
+      <w:r>
+        <w:t xml:space="preserve">、</w:t>
+      </w:r>
+      <w:r>
+        <w:rPr>
+          <w:rStyle w:val="VerbatimChar"/>
+        </w:rPr>
+        <w:t xml:space="preserve">Mgshder</w:t>
+      </w:r>
+      <w:r>
+        <w:t xml:space="preserve">、</w:t>
+      </w:r>
+      <w:r>
+        <w:rPr>
+          <w:rStyle w:val="VerbatimChar"/>
+        </w:rPr>
+        <w:t xml:space="preserve">IsSOE</w:t>
+      </w:r>
+      <w:r>
+        <w:t xml:space="preserve">、</w:t>
+      </w:r>
+      <w:r>
+        <w:rPr>
+          <w:rStyle w:val="VerbatimChar"/>
+        </w:rPr>
+        <w:t xml:space="preserve">Industry</w:t>
+      </w:r>
+      <w:r>
+        <w:t xml:space="preserve">、</w:t>
+      </w:r>
+      <w:r>
+        <w:rPr>
+          <w:rStyle w:val="VerbatimChar"/>
+        </w:rPr>
+        <w:t xml:space="preserve">Tenure</w:t>
+      </w:r>
+      <w:r>
+        <w:t xml:space="preserve">、</w:t>
+      </w:r>
+      <w:r>
+        <w:rPr>
+          <w:rStyle w:val="VerbatimChar"/>
+        </w:rPr>
+        <w:t xml:space="preserve">Roa</w:t>
+      </w:r>
+    </w:p>
+    <w:bookmarkEnd w:id="17"/>
+    <w:bookmarkStart w:id="18" w:name="随机森林"/>
+    <w:p>
+      <w:pPr>
+        <w:pStyle w:val="Heading3"/>
+      </w:pPr>
+      <w:r>
+        <w:t xml:space="preserve">5.2 </w:t>
+      </w:r>
+      <w:r>
+        <w:rPr>
+          <w:rFonts w:hint="eastAsia"/>
+        </w:rPr>
+        <w:t xml:space="preserve">随机森林</w:t>
+      </w:r>
+    </w:p>
+    <w:p>
+      <w:pPr>
+        <w:pStyle w:val="Compact"/>
+        <w:numPr>
+          <w:ilvl w:val="0"/>
+          <w:numId w:val="1008"/>
+        </w:numPr>
+      </w:pPr>
+      <w:r>
+        <w:rPr>
+          <w:rFonts w:hint="eastAsia"/>
+        </w:rPr>
+        <w:t xml:space="preserve">回归预测：R²</w:t>
+      </w:r>
+      <w:r>
+        <w:t xml:space="preserve"> = </w:t>
+      </w:r>
+      <w:r>
+        <w:rPr>
+          <w:rFonts w:hint="eastAsia"/>
+        </w:rPr>
+        <w:t xml:space="preserve">0.1421，RMSE</w:t>
+      </w:r>
+      <w:r>
+        <w:t xml:space="preserve"> = </w:t>
+      </w:r>
+      <w:r>
+        <w:rPr>
+          <w:rFonts w:hint="eastAsia"/>
+        </w:rPr>
+        <w:t xml:space="preserve">0.5237，MAE</w:t>
+      </w:r>
+      <w:r>
+        <w:t xml:space="preserve"> = 0.4033</w:t>
+      </w:r>
+    </w:p>
+    <w:p>
+      <w:pPr>
+        <w:pStyle w:val="Compact"/>
+        <w:numPr>
+          <w:ilvl w:val="0"/>
+          <w:numId w:val="1008"/>
+        </w:numPr>
+      </w:pPr>
+      <w:r>
+        <w:t xml:space="preserve">5 </w:t>
+      </w:r>
+      <w:r>
+        <w:rPr>
+          <w:rFonts w:hint="eastAsia"/>
+        </w:rPr>
+        <w:t xml:space="preserve">折交叉验证</w:t>
+      </w:r>
+      <w:r>
+        <w:t xml:space="preserve"> R² = 0.0694 ± 0.0182</w:t>
+      </w:r>
+    </w:p>
+    <w:p>
+      <w:pPr>
+        <w:pStyle w:val="Compact"/>
+        <w:numPr>
+          <w:ilvl w:val="0"/>
+          <w:numId w:val="1008"/>
+        </w:numPr>
+      </w:pPr>
+      <w:r>
+        <w:rPr>
+          <w:rFonts w:hint="eastAsia"/>
+        </w:rPr>
+        <w:t xml:space="preserve">分类预测准确率</w:t>
+      </w:r>
+      <w:r>
+        <w:t xml:space="preserve"> = 0.6268</w:t>
+      </w:r>
+    </w:p>
+    <w:p>
+      <w:pPr>
+        <w:pStyle w:val="Compact"/>
+        <w:numPr>
+          <w:ilvl w:val="0"/>
+          <w:numId w:val="1008"/>
+        </w:numPr>
+      </w:pPr>
+      <w:r>
+        <w:rPr>
+          <w:rFonts w:hint="eastAsia"/>
+        </w:rPr>
+        <w:t xml:space="preserve">回归重要性最高的变量为</w:t>
+      </w:r>
+      <w:r>
+        <w:t xml:space="preserve"> </w:t>
+      </w:r>
+      <w:r>
+        <w:rPr>
           <w:b/>
           <w:bCs/>
         </w:rPr>
-        <w:t xml:space="preserve">时间跨度</w:t>
-      </w:r>
-      <w:r>
-        <w:rPr>
-          <w:rFonts w:hint="eastAsia"/>
-        </w:rPr>
-        <w:t xml:space="preserve">：本文跨</w:t>
-      </w:r>
-      <w:r>
-        <w:t xml:space="preserve"> 22 </w:t>
-      </w:r>
-      <w:r>
-        <w:rPr>
-          <w:rFonts w:hint="eastAsia"/>
-        </w:rPr>
-        <w:t xml:space="preserve">年（2003-2024），公司治理水平不断提升，管理层权力对薪酬的影响可能被逐步压缩。</w:t>
-      </w:r>
-    </w:p>
-    <w:bookmarkEnd w:id="15"/>
-    <w:bookmarkStart w:id="16" w:name="论文写作建议"/>
+        <w:t xml:space="preserve">Roa</w:t>
+      </w:r>
+      <w:r>
+        <w:rPr>
+          <w:rFonts w:hint="eastAsia"/>
+        </w:rPr>
+        <w:t xml:space="preserve">，</w:t>
+      </w:r>
+      <w:r>
+        <w:rPr>
+          <w:rStyle w:val="VerbatimChar"/>
+        </w:rPr>
+        <w:t xml:space="preserve">lnSubsidy</w:t>
+      </w:r>
+      <w:r>
+        <w:t xml:space="preserve"> </w:t>
+      </w:r>
+      <w:r>
+        <w:rPr>
+          <w:rFonts w:hint="eastAsia"/>
+        </w:rPr>
+        <w:t xml:space="preserve">排名第二</w:t>
+      </w:r>
+    </w:p>
+    <w:bookmarkEnd w:id="18"/>
+    <w:bookmarkStart w:id="19" w:name="xgboost-shap"/>
     <w:p>
       <w:pPr>
         <w:pStyle w:val="Heading3"/>
       </w:pPr>
       <w:r>
-        <w:rPr>
-          <w:rFonts w:hint="eastAsia"/>
-        </w:rPr>
-        <w:t xml:space="preserve">论文写作建议</w:t>
-      </w:r>
-    </w:p>
-    <w:p>
-      <w:pPr>
-        <w:pStyle w:val="FirstParagraph"/>
-      </w:pPr>
-      <w:r>
-        <w:rPr>
-          <w:rFonts w:hint="eastAsia"/>
-        </w:rPr>
-        <w:t xml:space="preserve">可以写作为：</w:t>
-      </w:r>
-      <w:r>
-        <w:rPr>
-          <w:rFonts w:hint="eastAsia"/>
+        <w:t xml:space="preserve">5.3 XGBoost + SHAP</w:t>
+      </w:r>
+    </w:p>
+    <w:p>
+      <w:pPr>
+        <w:pStyle w:val="Compact"/>
+        <w:numPr>
+          <w:ilvl w:val="0"/>
+          <w:numId w:val="1009"/>
+        </w:numPr>
+      </w:pPr>
+      <w:r>
+        <w:rPr>
+          <w:rFonts w:hint="eastAsia"/>
+        </w:rPr>
+        <w:t xml:space="preserve">回归预测：R²</w:t>
+      </w:r>
+      <w:r>
+        <w:t xml:space="preserve"> = </w:t>
+      </w:r>
+      <w:r>
+        <w:rPr>
+          <w:rFonts w:hint="eastAsia"/>
+        </w:rPr>
+        <w:t xml:space="preserve">0.2012，RMSE</w:t>
+      </w:r>
+      <w:r>
+        <w:t xml:space="preserve"> = 0.5054</w:t>
+      </w:r>
+    </w:p>
+    <w:p>
+      <w:pPr>
+        <w:pStyle w:val="Compact"/>
+        <w:numPr>
+          <w:ilvl w:val="0"/>
+          <w:numId w:val="1009"/>
+        </w:numPr>
+      </w:pPr>
+      <w:r>
+        <w:t xml:space="preserve">5 </w:t>
+      </w:r>
+      <w:r>
+        <w:rPr>
+          <w:rFonts w:hint="eastAsia"/>
+        </w:rPr>
+        <w:t xml:space="preserve">折交叉验证</w:t>
+      </w:r>
+      <w:r>
+        <w:t xml:space="preserve"> R² = 0.0723 ± 0.0278</w:t>
+      </w:r>
+    </w:p>
+    <w:p>
+      <w:pPr>
+        <w:pStyle w:val="Compact"/>
+        <w:numPr>
+          <w:ilvl w:val="0"/>
+          <w:numId w:val="1009"/>
+        </w:numPr>
+      </w:pPr>
+      <w:r>
+        <w:t xml:space="preserve">SHAP </w:t>
+      </w:r>
+      <w:r>
+        <w:rPr>
+          <w:rFonts w:hint="eastAsia"/>
+        </w:rPr>
+        <w:t xml:space="preserve">重要性排名第一的变量为</w:t>
+      </w:r>
+      <w:r>
+        <w:t xml:space="preserve"> </w:t>
+      </w:r>
+      <w:r>
+        <w:rPr>
           <w:b/>
           <w:bCs/>
         </w:rPr>
-        <w:t xml:space="preserve">“在全样本下，管理层权力的中介效应不成立；但在国有产权子样本（央企和地方国企）中，Power</w:t>
-      </w:r>
-      <w:r>
-        <w:rPr>
-          <w:b/>
-          <w:bCs/>
-        </w:rPr>
+        <w:t xml:space="preserve">lnSubsidy</w:t>
+      </w:r>
+    </w:p>
+    <w:bookmarkEnd w:id="19"/>
+    <w:bookmarkStart w:id="20" w:name="决策树与-k-means"/>
+    <w:p>
+      <w:pPr>
+        <w:pStyle w:val="Heading3"/>
+      </w:pPr>
+      <w:r>
+        <w:t xml:space="preserve">5.4 </w:t>
+      </w:r>
+      <w:r>
+        <w:rPr>
+          <w:rFonts w:hint="eastAsia"/>
+        </w:rPr>
+        <w:t xml:space="preserve">决策树与</w:t>
+      </w:r>
+      <w:r>
+        <w:t xml:space="preserve"> K-Means</w:t>
+      </w:r>
+    </w:p>
+    <w:p>
+      <w:pPr>
+        <w:pStyle w:val="Compact"/>
+        <w:numPr>
+          <w:ilvl w:val="0"/>
+          <w:numId w:val="1010"/>
+        </w:numPr>
+      </w:pPr>
+      <w:r>
+        <w:rPr>
+          <w:rFonts w:hint="eastAsia"/>
+        </w:rPr>
+        <w:t xml:space="preserve">决策树分类准确率</w:t>
+      </w:r>
+      <w:r>
+        <w:t xml:space="preserve"> = 0.5580</w:t>
+      </w:r>
+    </w:p>
+    <w:p>
+      <w:pPr>
+        <w:pStyle w:val="Compact"/>
+        <w:numPr>
+          <w:ilvl w:val="0"/>
+          <w:numId w:val="1010"/>
+        </w:numPr>
+      </w:pPr>
+      <w:r>
+        <w:t xml:space="preserve">K-Means </w:t>
+      </w:r>
+      <w:r>
+        <w:rPr>
+          <w:rFonts w:hint="eastAsia"/>
+        </w:rPr>
+        <w:t xml:space="preserve">最优聚类数</w:t>
+      </w:r>
+      <w:r>
+        <w:t xml:space="preserve"> K = 2</w:t>
+      </w:r>
+    </w:p>
+    <w:bookmarkEnd w:id="20"/>
+    <w:bookmarkStart w:id="21" w:name="模型性能对比"/>
+    <w:p>
+      <w:pPr>
+        <w:pStyle w:val="Heading3"/>
+      </w:pPr>
+      <w:r>
+        <w:t xml:space="preserve">5.5 </w:t>
+      </w:r>
+      <w:r>
+        <w:rPr>
+          <w:rFonts w:hint="eastAsia"/>
+        </w:rPr>
+        <w:t xml:space="preserve">模型性能对比</w:t>
+      </w:r>
+    </w:p>
+    <w:tbl>
+      <w:tblPr>
+        <w:tblStyle w:val="Table"/>
+        <w:tblW w:type="auto" w:w="0"/>
+        <w:tblLook w:firstRow="1" w:lastRow="0" w:firstColumn="0" w:lastColumn="0" w:noHBand="0" w:noVBand="0" w:val="0020"/>
+      </w:tblPr>
+      <w:tblGrid>
+        <w:gridCol w:w="1980"/>
+        <w:gridCol w:w="1980"/>
+        <w:gridCol w:w="1980"/>
+        <w:gridCol w:w="1980"/>
+      </w:tblGrid>
+      <w:tr>
+        <w:trPr>
+          <w:tblHeader w:val="on"/>
+        </w:trPr>
+        <w:tc>
+          <w:tcPr/>
+          <w:p>
+            <w:pPr>
+              <w:pStyle w:val="Compact"/>
+              <w:jc w:val="left"/>
+            </w:pPr>
+            <w:r>
+              <w:rPr>
+                <w:rFonts w:hint="eastAsia"/>
+              </w:rPr>
+              <w:t xml:space="preserve">模型</w:t>
+            </w:r>
+          </w:p>
+        </w:tc>
+        <w:tc>
+          <w:tcPr/>
+          <w:p>
+            <w:pPr>
+              <w:pStyle w:val="Compact"/>
+              <w:jc w:val="center"/>
+            </w:pPr>
+            <w:r>
+              <w:t xml:space="preserve">R²</w:t>
+            </w:r>
+          </w:p>
+        </w:tc>
+        <w:tc>
+          <w:tcPr/>
+          <w:p>
+            <w:pPr>
+              <w:pStyle w:val="Compact"/>
+              <w:jc w:val="center"/>
+            </w:pPr>
+            <w:r>
+              <w:t xml:space="preserve">RMSE</w:t>
+            </w:r>
+          </w:p>
+        </w:tc>
+        <w:tc>
+          <w:tcPr/>
+          <w:p>
+            <w:pPr>
+              <w:pStyle w:val="Compact"/>
+              <w:jc w:val="center"/>
+            </w:pPr>
+            <w:r>
+              <w:t xml:space="preserve">MAE</w:t>
+            </w:r>
+          </w:p>
+        </w:tc>
+      </w:tr>
+      <w:tr>
+        <w:tc>
+          <w:tcPr/>
+          <w:p>
+            <w:pPr>
+              <w:pStyle w:val="Compact"/>
+              <w:jc w:val="left"/>
+            </w:pPr>
+            <w:r>
+              <w:t xml:space="preserve">Lasso </w:t>
+            </w:r>
+            <w:r>
+              <w:rPr>
+                <w:rFonts w:hint="eastAsia"/>
+              </w:rPr>
+              <w:t xml:space="preserve">回归</w:t>
+            </w:r>
+          </w:p>
+        </w:tc>
+        <w:tc>
+          <w:tcPr/>
+          <w:p>
+            <w:pPr>
+              <w:pStyle w:val="Compact"/>
+              <w:jc w:val="center"/>
+            </w:pPr>
+            <w:r>
+              <w:t xml:space="preserve">0.0362</w:t>
+            </w:r>
+          </w:p>
+        </w:tc>
+        <w:tc>
+          <w:tcPr/>
+          <w:p>
+            <w:pPr>
+              <w:pStyle w:val="Compact"/>
+              <w:jc w:val="center"/>
+            </w:pPr>
+            <w:r>
+              <w:t xml:space="preserve">0.5551</w:t>
+            </w:r>
+          </w:p>
+        </w:tc>
+        <w:tc>
+          <w:tcPr/>
+          <w:p>
+            <w:pPr>
+              <w:pStyle w:val="Compact"/>
+              <w:jc w:val="center"/>
+            </w:pPr>
+            <w:r>
+              <w:t xml:space="preserve">0.4281</w:t>
+            </w:r>
+          </w:p>
+        </w:tc>
+      </w:tr>
+      <w:tr>
+        <w:tc>
+          <w:tcPr/>
+          <w:p>
+            <w:pPr>
+              <w:pStyle w:val="Compact"/>
+              <w:jc w:val="left"/>
+            </w:pPr>
+            <w:r>
+              <w:rPr>
+                <w:rFonts w:hint="eastAsia"/>
+              </w:rPr>
+              <w:t xml:space="preserve">随机森林</w:t>
+            </w:r>
+          </w:p>
+        </w:tc>
+        <w:tc>
+          <w:tcPr/>
+          <w:p>
+            <w:pPr>
+              <w:pStyle w:val="Compact"/>
+              <w:jc w:val="center"/>
+            </w:pPr>
+            <w:r>
+              <w:t xml:space="preserve">0.1421</w:t>
+            </w:r>
+          </w:p>
+        </w:tc>
+        <w:tc>
+          <w:tcPr/>
+          <w:p>
+            <w:pPr>
+              <w:pStyle w:val="Compact"/>
+              <w:jc w:val="center"/>
+            </w:pPr>
+            <w:r>
+              <w:t xml:space="preserve">0.5237</w:t>
+            </w:r>
+          </w:p>
+        </w:tc>
+        <w:tc>
+          <w:tcPr/>
+          <w:p>
+            <w:pPr>
+              <w:pStyle w:val="Compact"/>
+              <w:jc w:val="center"/>
+            </w:pPr>
+            <w:r>
+              <w:t xml:space="preserve">0.4033</w:t>
+            </w:r>
+          </w:p>
+        </w:tc>
+      </w:tr>
+      <w:tr>
+        <w:tc>
+          <w:tcPr/>
+          <w:p>
+            <w:pPr>
+              <w:pStyle w:val="Compact"/>
+              <w:jc w:val="left"/>
+            </w:pPr>
+            <w:r>
+              <w:t xml:space="preserve">XGBoost</w:t>
+            </w:r>
+          </w:p>
+        </w:tc>
+        <w:tc>
+          <w:tcPr/>
+          <w:p>
+            <w:pPr>
+              <w:pStyle w:val="Compact"/>
+              <w:jc w:val="center"/>
+            </w:pPr>
+            <w:r>
+              <w:t xml:space="preserve">0.2012</w:t>
+            </w:r>
+          </w:p>
+        </w:tc>
+        <w:tc>
+          <w:tcPr/>
+          <w:p>
+            <w:pPr>
+              <w:pStyle w:val="Compact"/>
+              <w:jc w:val="center"/>
+            </w:pPr>
+            <w:r>
+              <w:t xml:space="preserve">0.5054</w:t>
+            </w:r>
+          </w:p>
+        </w:tc>
+        <w:tc>
+          <w:tcPr/>
+          <w:p>
+            <w:pPr>
+              <w:pStyle w:val="Compact"/>
+              <w:jc w:val="center"/>
+            </w:pPr>
+            <w:r>
+              <w:t xml:space="preserve">0.3900</w:t>
+            </w:r>
+          </w:p>
+        </w:tc>
+      </w:tr>
+    </w:tbl>
+    <w:p>
+      <w:pPr>
+        <w:pStyle w:val="BodyText"/>
+      </w:pPr>
+      <w:r>
+        <w:rPr>
+          <w:rFonts w:hint="eastAsia"/>
+        </w:rPr>
+        <w:t xml:space="preserve">解释：机器学习结果从预测角度支持</w:t>
+      </w:r>
+      <w:r>
         <w:t xml:space="preserve"> </w:t>
       </w:r>
       <w:r>
         <w:rPr>
-          <w:rFonts w:hint="eastAsia"/>
-          <w:b/>
-          <w:bCs/>
-        </w:rPr>
-        <w:t xml:space="preserve">均显著为正，表明管理层权力的中介机制具有制度依赖性，这一发现丰富了对财政补贴治理效应的理论理解，并为未来聚焦国有体制的研究指出了有价值的方向。”</w:t>
+          <w:rStyle w:val="VerbatimChar"/>
+        </w:rPr>
+        <w:t xml:space="preserve">lnSubsidy</w:t>
+      </w:r>
+      <w:r>
+        <w:t xml:space="preserve"> </w:t>
+      </w:r>
+      <w:r>
+        <w:rPr>
+          <w:rFonts w:hint="eastAsia"/>
+        </w:rPr>
+        <w:t xml:space="preserve">的重要性，但不改变主回归“全样本无稳健中介效应”的结论。</w:t>
       </w:r>
     </w:p>
     <w:p>
@@ -2122,9 +3913,9 @@
         </w:pict>
       </w:r>
     </w:p>
-    <w:bookmarkEnd w:id="16"/>
-    <w:bookmarkEnd w:id="17"/>
-    <w:bookmarkStart w:id="18" w:name="五vif-多重共线性诊断"/>
+    <w:bookmarkEnd w:id="21"/>
+    <w:bookmarkEnd w:id="22"/>
+    <w:bookmarkStart w:id="23" w:name="六写作建议"/>
     <w:p>
       <w:pPr>
         <w:pStyle w:val="Heading2"/>
@@ -2133,40 +3924,80 @@
         <w:rPr>
           <w:rFonts w:hint="eastAsia"/>
         </w:rPr>
-        <w:t xml:space="preserve">五、VIF</w:t>
-      </w:r>
-      <w:r>
+        <w:t xml:space="preserve">六、写作建议</w:t>
+      </w:r>
+    </w:p>
+    <w:p>
+      <w:pPr>
+        <w:pStyle w:val="FirstParagraph"/>
+      </w:pPr>
+      <w:r>
+        <w:rPr>
+          <w:rFonts w:hint="eastAsia"/>
+        </w:rPr>
+        <w:t xml:space="preserve">论文正文可概括为：</w:t>
+      </w:r>
+    </w:p>
+    <w:p>
+      <w:pPr>
+        <w:pStyle w:val="BodyText"/>
+      </w:pPr>
+      <w:r>
+        <w:rPr>
+          <w:rFonts w:hint="eastAsia"/>
+          <w:b/>
+          <w:bCs/>
+        </w:rPr>
+        <w:t xml:space="preserve">“全样本结果表明，财政补贴显著提高高管超额薪酬，但管理层权力并未形成稳健中介效应。进一步的分组检验显示，在东部、2003–2012、国有×东部和地方国企×东部样本中，原始</w:t>
+      </w:r>
+      <w:r>
+        <w:rPr>
+          <w:b/>
+          <w:bCs/>
+        </w:rPr>
         <w:t xml:space="preserve"> </w:t>
       </w:r>
       <w:r>
         <w:rPr>
           <w:rFonts w:hint="eastAsia"/>
-        </w:rPr>
-        <w:t xml:space="preserve">多重共线性诊断</w:t>
-      </w:r>
-    </w:p>
-    <w:p>
-      <w:pPr>
-        <w:pStyle w:val="FirstParagraph"/>
-      </w:pPr>
-      <w:r>
-        <w:rPr>
-          <w:rFonts w:hint="eastAsia"/>
-        </w:rPr>
-        <w:t xml:space="preserve">所有主要变量</w:t>
-      </w:r>
-      <w:r>
-        <w:t xml:space="preserve"> VIF </w:t>
-      </w:r>
-      <w:r>
-        <w:rPr>
-          <w:rFonts w:hint="eastAsia"/>
-        </w:rPr>
-        <w:t xml:space="preserve">均较低（参见主回归脚本输出），无严重多重共线性问题。</w:t>
-      </w:r>
-    </w:p>
-    <w:bookmarkEnd w:id="18"/>
-    <w:bookmarkEnd w:id="19"/>
+          <w:b/>
+          <w:bCs/>
+        </w:rPr>
+        <w:t xml:space="preserve">Sobel、层内</w:t>
+      </w:r>
+      <w:r>
+        <w:rPr>
+          <w:b/>
+          <w:bCs/>
+        </w:rPr>
+        <w:t xml:space="preserve"> FDR </w:t>
+      </w:r>
+      <w:r>
+        <w:rPr>
+          <w:rFonts w:hint="eastAsia"/>
+          <w:b/>
+          <w:bCs/>
+        </w:rPr>
+        <w:t xml:space="preserve">和</w:t>
+      </w:r>
+      <w:r>
+        <w:rPr>
+          <w:b/>
+          <w:bCs/>
+        </w:rPr>
+        <w:t xml:space="preserve"> cluster bootstrap </w:t>
+      </w:r>
+      <w:r>
+        <w:rPr>
+          <w:rFonts w:hint="eastAsia"/>
+          <w:b/>
+          <w:bCs/>
+        </w:rPr>
+        <w:t xml:space="preserve">提供了探索性稳健支持，说明该机制可能具有制度与情境依赖性；但这些证据仍属于补充分组中的探索性发现，应谨慎解释。”</w:t>
+      </w:r>
+    </w:p>
+    <w:bookmarkEnd w:id="23"/>
+    <w:bookmarkEnd w:id="24"/>
     <w:sectPr>
       <w:footnotePr>
         <w:numRestart w:val="eachSect"/>
@@ -2502,34 +4333,28 @@
     <w:abstractNumId w:val="991"/>
   </w:num>
   <w:num w:numId="1003">
-    <w:abstractNumId w:val="99411"/>
-    <w:lvlOverride w:ilvl="0">
-      <w:startOverride w:val="1"/>
-    </w:lvlOverride>
-    <w:lvlOverride w:ilvl="1">
-      <w:startOverride w:val="1"/>
-    </w:lvlOverride>
-    <w:lvlOverride w:ilvl="2">
-      <w:startOverride w:val="1"/>
-    </w:lvlOverride>
-    <w:lvlOverride w:ilvl="3">
-      <w:startOverride w:val="1"/>
-    </w:lvlOverride>
-    <w:lvlOverride w:ilvl="4">
-      <w:startOverride w:val="1"/>
-    </w:lvlOverride>
-    <w:lvlOverride w:ilvl="5">
-      <w:startOverride w:val="1"/>
-    </w:lvlOverride>
-    <w:lvlOverride w:ilvl="6">
-      <w:startOverride w:val="1"/>
-    </w:lvlOverride>
-    <w:lvlOverride w:ilvl="7">
-      <w:startOverride w:val="1"/>
-    </w:lvlOverride>
-    <w:lvlOverride w:ilvl="8">
-      <w:startOverride w:val="1"/>
-    </w:lvlOverride>
+    <w:abstractNumId w:val="991"/>
+  </w:num>
+  <w:num w:numId="1004">
+    <w:abstractNumId w:val="991"/>
+  </w:num>
+  <w:num w:numId="1005">
+    <w:abstractNumId w:val="991"/>
+  </w:num>
+  <w:num w:numId="1006">
+    <w:abstractNumId w:val="991"/>
+  </w:num>
+  <w:num w:numId="1007">
+    <w:abstractNumId w:val="991"/>
+  </w:num>
+  <w:num w:numId="1008">
+    <w:abstractNumId w:val="991"/>
+  </w:num>
+  <w:num w:numId="1009">
+    <w:abstractNumId w:val="991"/>
+  </w:num>
+  <w:num w:numId="1010">
+    <w:abstractNumId w:val="991"/>
   </w:num>
 </w:numbering>
 </file>
